--- a/docs/AndreaWoodCurriculumVitae.docx
+++ b/docs/AndreaWoodCurriculumVitae.docx
@@ -48,7 +48,7 @@
           <w:color w:val="404040" w:themeColor="text1" w:themeTint="BF"/>
         </w:rPr>
         <w:drawing>
-          <wp:anchor distT="0" distB="0" distL="114300" distR="114300" simplePos="0" relativeHeight="251659264" behindDoc="0" locked="0" layoutInCell="1" allowOverlap="1" wp14:anchorId="21698F7D" wp14:editId="3A3ED116">
+          <wp:anchor distT="0" distB="0" distL="114300" distR="114300" simplePos="0" relativeHeight="251659264" behindDoc="0" locked="0" layoutInCell="1" allowOverlap="1" wp14:anchorId="21698F7D" wp14:editId="64E31285">
             <wp:simplePos x="0" y="0"/>
             <wp:positionH relativeFrom="column">
               <wp:posOffset>5541535</wp:posOffset>
@@ -199,17 +199,54 @@
       </w:r>
     </w:p>
     <w:p>
-      <w:r>
-        <w:rPr>
-          <w:rFonts w:ascii="Book Antiqua" w:hAnsi="Book Antiqua"/>
-          <w:sz w:val="22"/>
-          <w:szCs w:val="22"/>
-        </w:rPr>
-        <w:t xml:space="preserve">Library and information professional with experience in </w:t>
-      </w:r>
-      <w:r>
-        <w:rPr>
-          <w:rFonts w:ascii="Book Antiqua" w:hAnsi="Book Antiqua"/>
+      <w:pPr>
+        <w:rPr>
+          <w:rFonts w:ascii="Aptos" w:hAnsi="Aptos"/>
+        </w:rPr>
+      </w:pPr>
+      <w:r>
+        <w:rPr>
+          <w:rFonts w:ascii="Aptos" w:hAnsi="Aptos"/>
+          <w:sz w:val="22"/>
+          <w:szCs w:val="22"/>
+        </w:rPr>
+        <w:t>I</w:t>
+      </w:r>
+      <w:r>
+        <w:rPr>
+          <w:rFonts w:ascii="Aptos" w:hAnsi="Aptos"/>
+          <w:sz w:val="22"/>
+          <w:szCs w:val="22"/>
+        </w:rPr>
+        <w:t>nformation</w:t>
+      </w:r>
+      <w:r>
+        <w:rPr>
+          <w:rFonts w:ascii="Aptos" w:hAnsi="Aptos"/>
+          <w:sz w:val="22"/>
+          <w:szCs w:val="22"/>
+        </w:rPr>
+        <w:t>, library</w:t>
+      </w:r>
+      <w:r>
+        <w:rPr>
+          <w:rFonts w:ascii="Aptos" w:hAnsi="Aptos"/>
+          <w:sz w:val="22"/>
+          <w:szCs w:val="22"/>
+        </w:rPr>
+        <w:t xml:space="preserve"> and education </w:t>
+      </w:r>
+      <w:r>
+        <w:rPr>
+          <w:rFonts w:ascii="Aptos" w:hAnsi="Aptos"/>
+          <w:sz w:val="22"/>
+          <w:szCs w:val="22"/>
+        </w:rPr>
+        <w:t xml:space="preserve">professional with experience in </w:t>
+      </w:r>
+      <w:r>
+        <w:rPr>
+          <w:rFonts w:ascii="Aptos" w:hAnsi="Aptos"/>
           <w:sz w:val="22"/>
           <w:szCs w:val="22"/>
         </w:rPr>
@@ -217,23 +254,15 @@
       </w:r>
       <w:r>
         <w:rPr>
-          <w:rFonts w:ascii="Book Antiqua" w:hAnsi="Book Antiqua"/>
-          <w:sz w:val="22"/>
-          <w:szCs w:val="22"/>
-        </w:rPr>
-        <w:t xml:space="preserve">instructional design, </w:t>
-      </w:r>
-      <w:r>
-        <w:rPr>
-          <w:rFonts w:ascii="Book Antiqua" w:hAnsi="Book Antiqua"/>
-          <w:sz w:val="22"/>
-          <w:szCs w:val="22"/>
-        </w:rPr>
-        <w:t>reference</w:t>
-      </w:r>
-      <w:r>
-        <w:rPr>
-          <w:rFonts w:ascii="Book Antiqua" w:hAnsi="Book Antiqua"/>
+          <w:rFonts w:ascii="Aptos" w:hAnsi="Aptos"/>
+          <w:sz w:val="22"/>
+          <w:szCs w:val="22"/>
+        </w:rPr>
+        <w:t>instructional design, reference</w:t>
+      </w:r>
+      <w:r>
+        <w:rPr>
+          <w:rFonts w:ascii="Aptos" w:hAnsi="Aptos"/>
           <w:sz w:val="22"/>
           <w:szCs w:val="22"/>
         </w:rPr>
@@ -241,7 +270,7 @@
       </w:r>
       <w:r>
         <w:rPr>
-          <w:rFonts w:ascii="Book Antiqua" w:hAnsi="Book Antiqua"/>
+          <w:rFonts w:ascii="Aptos" w:hAnsi="Aptos"/>
           <w:sz w:val="22"/>
           <w:szCs w:val="22"/>
         </w:rPr>
@@ -249,7 +278,7 @@
       </w:r>
       <w:r>
         <w:rPr>
-          <w:rFonts w:ascii="Book Antiqua" w:hAnsi="Book Antiqua"/>
+          <w:rFonts w:ascii="Aptos" w:hAnsi="Aptos"/>
           <w:sz w:val="22"/>
           <w:szCs w:val="22"/>
         </w:rPr>
@@ -257,7 +286,7 @@
       </w:r>
       <w:r>
         <w:rPr>
-          <w:rFonts w:ascii="Book Antiqua" w:hAnsi="Book Antiqua"/>
+          <w:rFonts w:ascii="Aptos" w:hAnsi="Aptos"/>
           <w:sz w:val="22"/>
           <w:szCs w:val="22"/>
         </w:rPr>
@@ -265,7 +294,7 @@
       </w:r>
       <w:r>
         <w:rPr>
-          <w:rFonts w:ascii="Book Antiqua" w:hAnsi="Book Antiqua"/>
+          <w:rFonts w:ascii="Aptos" w:hAnsi="Aptos"/>
           <w:sz w:val="22"/>
           <w:szCs w:val="22"/>
         </w:rPr>
@@ -273,7 +302,7 @@
       </w:r>
       <w:r>
         <w:rPr>
-          <w:rFonts w:ascii="Book Antiqua" w:hAnsi="Book Antiqua"/>
+          <w:rFonts w:ascii="Aptos" w:hAnsi="Aptos"/>
           <w:sz w:val="22"/>
           <w:szCs w:val="22"/>
         </w:rPr>
@@ -281,7 +310,7 @@
       </w:r>
       <w:r>
         <w:rPr>
-          <w:rFonts w:ascii="Book Antiqua" w:hAnsi="Book Antiqua"/>
+          <w:rFonts w:ascii="Aptos" w:hAnsi="Aptos"/>
           <w:sz w:val="22"/>
           <w:szCs w:val="22"/>
         </w:rPr>
@@ -291,7 +320,7 @@
     <w:p>
       <w:pPr>
         <w:rPr>
-          <w:rFonts w:ascii="Book Antiqua" w:hAnsi="Book Antiqua"/>
+          <w:rFonts w:ascii="Aptos" w:hAnsi="Aptos"/>
           <w:sz w:val="22"/>
           <w:szCs w:val="22"/>
         </w:rPr>
@@ -396,28 +425,212 @@
           <w:sz w:val="22"/>
           <w:szCs w:val="22"/>
         </w:rPr>
-        <w:t>NC LIVE, Raleigh NC</w:t>
-      </w:r>
-    </w:p>
-    <w:p>
-      <w:pPr>
-        <w:rPr>
-          <w:rFonts w:ascii="Aptos" w:hAnsi="Aptos" w:cs="Arial"/>
-          <w:bCs/>
-          <w:color w:val="000000" w:themeColor="text1"/>
-          <w:sz w:val="22"/>
-          <w:szCs w:val="22"/>
-        </w:rPr>
-      </w:pPr>
-      <w:r>
-        <w:rPr>
-          <w:rFonts w:ascii="Aptos" w:hAnsi="Aptos" w:cs="Arial"/>
-          <w:bCs/>
-          <w:color w:val="000000" w:themeColor="text1"/>
-          <w:sz w:val="22"/>
-          <w:szCs w:val="22"/>
-        </w:rPr>
-        <w:t>Accessibility Instruction Intern, Aug</w:t>
+        <w:t>Delta Analytical Corporation</w:t>
+      </w:r>
+    </w:p>
+    <w:p>
+      <w:pPr>
+        <w:rPr>
+          <w:rFonts w:ascii="Aptos" w:hAnsi="Aptos" w:cs="Arial"/>
+          <w:bCs/>
+          <w:color w:val="000000" w:themeColor="text1"/>
+          <w:sz w:val="22"/>
+          <w:szCs w:val="22"/>
+        </w:rPr>
+      </w:pPr>
+      <w:r>
+        <w:rPr>
+          <w:rFonts w:ascii="Aptos" w:hAnsi="Aptos" w:cs="Arial"/>
+          <w:bCs/>
+          <w:color w:val="000000" w:themeColor="text1"/>
+          <w:sz w:val="22"/>
+          <w:szCs w:val="22"/>
+        </w:rPr>
+        <w:t xml:space="preserve">Part-time </w:t>
+      </w:r>
+      <w:r>
+        <w:rPr>
+          <w:rFonts w:ascii="Aptos" w:hAnsi="Aptos" w:cs="Arial"/>
+          <w:b/>
+          <w:color w:val="000000" w:themeColor="text1"/>
+          <w:sz w:val="22"/>
+          <w:szCs w:val="22"/>
+        </w:rPr>
+        <w:t>Administrative Assistant</w:t>
+      </w:r>
+      <w:r>
+        <w:rPr>
+          <w:rFonts w:ascii="Aptos" w:hAnsi="Aptos" w:cs="Arial"/>
+          <w:bCs/>
+          <w:color w:val="000000" w:themeColor="text1"/>
+          <w:sz w:val="22"/>
+          <w:szCs w:val="22"/>
+        </w:rPr>
+        <w:t>,</w:t>
+      </w:r>
+      <w:r>
+        <w:rPr>
+          <w:rFonts w:ascii="Aptos" w:hAnsi="Aptos" w:cs="Arial"/>
+          <w:bCs/>
+          <w:color w:val="000000" w:themeColor="text1"/>
+          <w:sz w:val="22"/>
+          <w:szCs w:val="22"/>
+        </w:rPr>
+        <w:t xml:space="preserve"> Silver Spring MD,</w:t>
+      </w:r>
+      <w:r>
+        <w:rPr>
+          <w:rFonts w:ascii="Aptos" w:hAnsi="Aptos" w:cs="Arial"/>
+          <w:bCs/>
+          <w:color w:val="000000" w:themeColor="text1"/>
+          <w:sz w:val="22"/>
+          <w:szCs w:val="22"/>
+        </w:rPr>
+        <w:t xml:space="preserve"> 2012-</w:t>
+      </w:r>
+      <w:r>
+        <w:rPr>
+          <w:rFonts w:ascii="Aptos" w:hAnsi="Aptos" w:cs="Arial"/>
+          <w:bCs/>
+          <w:color w:val="000000" w:themeColor="text1"/>
+          <w:sz w:val="22"/>
+          <w:szCs w:val="22"/>
+        </w:rPr>
+        <w:t>present</w:t>
+      </w:r>
+    </w:p>
+    <w:p>
+      <w:pPr>
+        <w:spacing w:after="120"/>
+        <w:rPr>
+          <w:rFonts w:ascii="Aptos" w:hAnsi="Aptos"/>
+        </w:rPr>
+      </w:pPr>
+      <w:r>
+        <w:rPr>
+          <w:rFonts w:ascii="Aptos" w:hAnsi="Aptos"/>
+          <w:color w:val="000000"/>
+          <w:sz w:val="22"/>
+          <w:szCs w:val="22"/>
+        </w:rPr>
+        <w:t xml:space="preserve">Maintain bookkeeping records and support </w:t>
+      </w:r>
+      <w:r>
+        <w:rPr>
+          <w:rFonts w:ascii="Aptos" w:hAnsi="Aptos"/>
+          <w:color w:val="000000"/>
+          <w:sz w:val="22"/>
+          <w:szCs w:val="22"/>
+        </w:rPr>
+        <w:t xml:space="preserve">other </w:t>
+      </w:r>
+      <w:r>
+        <w:rPr>
+          <w:rFonts w:ascii="Aptos" w:hAnsi="Aptos"/>
+          <w:color w:val="000000"/>
+          <w:sz w:val="22"/>
+          <w:szCs w:val="22"/>
+        </w:rPr>
+        <w:t>administrative tasks</w:t>
+      </w:r>
+      <w:r>
+        <w:rPr>
+          <w:rFonts w:ascii="Aptos" w:hAnsi="Aptos"/>
+          <w:color w:val="000000"/>
+          <w:sz w:val="22"/>
+          <w:szCs w:val="22"/>
+        </w:rPr>
+        <w:t xml:space="preserve"> as needed</w:t>
+      </w:r>
+      <w:r>
+        <w:rPr>
+          <w:rFonts w:ascii="Aptos" w:hAnsi="Aptos"/>
+          <w:color w:val="000000"/>
+          <w:sz w:val="22"/>
+          <w:szCs w:val="22"/>
+        </w:rPr>
+        <w:t xml:space="preserve"> in our family business</w:t>
+      </w:r>
+      <w:r>
+        <w:rPr>
+          <w:rFonts w:ascii="Aptos" w:hAnsi="Aptos"/>
+          <w:color w:val="000000"/>
+          <w:sz w:val="22"/>
+          <w:szCs w:val="22"/>
+        </w:rPr>
+        <w:t>.</w:t>
+      </w:r>
+    </w:p>
+    <w:p>
+      <w:pPr>
+        <w:rPr>
+          <w:rFonts w:ascii="Aptos" w:hAnsi="Aptos" w:cs="Arial"/>
+          <w:b/>
+          <w:color w:val="000000" w:themeColor="text1"/>
+          <w:sz w:val="22"/>
+          <w:szCs w:val="22"/>
+        </w:rPr>
+      </w:pPr>
+      <w:r>
+        <w:rPr>
+          <w:rFonts w:ascii="Aptos" w:hAnsi="Aptos" w:cs="Arial"/>
+          <w:b/>
+          <w:color w:val="000000" w:themeColor="text1"/>
+          <w:sz w:val="22"/>
+          <w:szCs w:val="22"/>
+        </w:rPr>
+        <w:t>NC LIVE</w:t>
+      </w:r>
+    </w:p>
+    <w:p>
+      <w:pPr>
+        <w:rPr>
+          <w:rFonts w:ascii="Aptos" w:hAnsi="Aptos" w:cs="Arial"/>
+          <w:bCs/>
+          <w:color w:val="000000" w:themeColor="text1"/>
+          <w:sz w:val="22"/>
+          <w:szCs w:val="22"/>
+        </w:rPr>
+      </w:pPr>
+      <w:r>
+        <w:rPr>
+          <w:rFonts w:ascii="Aptos" w:hAnsi="Aptos" w:cs="Arial"/>
+          <w:b/>
+          <w:color w:val="000000" w:themeColor="text1"/>
+          <w:sz w:val="22"/>
+          <w:szCs w:val="22"/>
+        </w:rPr>
+        <w:t>Accessibility Instruction Intern</w:t>
+      </w:r>
+      <w:r>
+        <w:rPr>
+          <w:rFonts w:ascii="Aptos" w:hAnsi="Aptos" w:cs="Arial"/>
+          <w:bCs/>
+          <w:color w:val="000000" w:themeColor="text1"/>
+          <w:sz w:val="22"/>
+          <w:szCs w:val="22"/>
+        </w:rPr>
+        <w:t xml:space="preserve">, </w:t>
+      </w:r>
+      <w:r>
+        <w:rPr>
+          <w:rFonts w:ascii="Aptos" w:hAnsi="Aptos" w:cs="Arial"/>
+          <w:bCs/>
+          <w:color w:val="000000" w:themeColor="text1"/>
+          <w:sz w:val="22"/>
+          <w:szCs w:val="22"/>
+        </w:rPr>
+        <w:t xml:space="preserve">Raleigh NC, </w:t>
+      </w:r>
+      <w:r>
+        <w:rPr>
+          <w:rFonts w:ascii="Aptos" w:hAnsi="Aptos" w:cs="Arial"/>
+          <w:bCs/>
+          <w:color w:val="000000" w:themeColor="text1"/>
+          <w:sz w:val="22"/>
+          <w:szCs w:val="22"/>
+        </w:rPr>
+        <w:t>Aug</w:t>
       </w:r>
       <w:r>
         <w:rPr>
@@ -463,32 +676,53 @@
     <w:p>
       <w:pPr>
         <w:spacing w:after="120"/>
-      </w:pPr>
-      <w:r>
-        <w:rPr>
-          <w:rFonts w:ascii="Book Antiqua" w:hAnsi="Book Antiqua"/>
+        <w:rPr>
+          <w:rFonts w:ascii="Aptos" w:hAnsi="Aptos"/>
+        </w:rPr>
+      </w:pPr>
+      <w:r>
+        <w:rPr>
+          <w:rFonts w:ascii="Aptos" w:hAnsi="Aptos"/>
           <w:color w:val="000000"/>
           <w:sz w:val="22"/>
           <w:szCs w:val="22"/>
         </w:rPr>
-        <w:t xml:space="preserve">Created instructional videos and guides. Collaborated in teaching webinars to train librarians on how to create accessible </w:t>
-      </w:r>
-      <w:r>
-        <w:rPr>
-          <w:rFonts w:ascii="Book Antiqua" w:hAnsi="Book Antiqua"/>
+        <w:t>Created instructional videos and guides</w:t>
+      </w:r>
+      <w:r>
+        <w:rPr>
+          <w:rFonts w:ascii="Aptos" w:hAnsi="Aptos"/>
           <w:color w:val="000000"/>
           <w:sz w:val="22"/>
           <w:szCs w:val="22"/>
         </w:rPr>
-        <w:t>digital resources</w:t>
-      </w:r>
-      <w:r>
-        <w:rPr>
-          <w:rFonts w:ascii="Book Antiqua" w:hAnsi="Book Antiqua"/>
+        <w:t xml:space="preserve"> on digital accessibility</w:t>
+      </w:r>
+      <w:r>
+        <w:rPr>
+          <w:rFonts w:ascii="Aptos" w:hAnsi="Aptos"/>
           <w:color w:val="000000"/>
           <w:sz w:val="22"/>
           <w:szCs w:val="22"/>
         </w:rPr>
+        <w:t xml:space="preserve">. Collaborated in teaching webinars to train librarians on how to create accessible </w:t>
+      </w:r>
+      <w:r>
+        <w:rPr>
+          <w:rFonts w:ascii="Aptos" w:hAnsi="Aptos"/>
+          <w:color w:val="000000"/>
+          <w:sz w:val="22"/>
+          <w:szCs w:val="22"/>
+        </w:rPr>
+        <w:t>resources</w:t>
+      </w:r>
+      <w:r>
+        <w:rPr>
+          <w:rFonts w:ascii="Aptos" w:hAnsi="Aptos"/>
+          <w:color w:val="000000"/>
+          <w:sz w:val="22"/>
+          <w:szCs w:val="22"/>
+        </w:rPr>
         <w:t>.</w:t>
       </w:r>
     </w:p>
@@ -510,28 +744,58 @@
           <w:sz w:val="22"/>
           <w:szCs w:val="22"/>
         </w:rPr>
-        <w:t>UNC Cares, Chapel Hill NC</w:t>
-      </w:r>
-    </w:p>
-    <w:p>
-      <w:pPr>
-        <w:rPr>
-          <w:rFonts w:ascii="Aptos" w:hAnsi="Aptos" w:cs="Arial"/>
-          <w:bCs/>
-          <w:color w:val="000000" w:themeColor="text1"/>
-          <w:sz w:val="22"/>
-          <w:szCs w:val="22"/>
-        </w:rPr>
-      </w:pPr>
-      <w:r>
-        <w:rPr>
-          <w:rFonts w:ascii="Aptos" w:hAnsi="Aptos" w:cs="Arial"/>
-          <w:bCs/>
-          <w:color w:val="000000" w:themeColor="text1"/>
-          <w:sz w:val="22"/>
-          <w:szCs w:val="22"/>
-        </w:rPr>
-        <w:t>Instructional Design Intern, Jan</w:t>
+        <w:t>UNC Cares</w:t>
+      </w:r>
+    </w:p>
+    <w:p>
+      <w:pPr>
+        <w:rPr>
+          <w:rFonts w:ascii="Aptos" w:hAnsi="Aptos" w:cs="Arial"/>
+          <w:bCs/>
+          <w:color w:val="000000" w:themeColor="text1"/>
+          <w:sz w:val="22"/>
+          <w:szCs w:val="22"/>
+        </w:rPr>
+      </w:pPr>
+      <w:r>
+        <w:rPr>
+          <w:rFonts w:ascii="Aptos" w:hAnsi="Aptos" w:cs="Arial"/>
+          <w:b/>
+          <w:color w:val="000000" w:themeColor="text1"/>
+          <w:sz w:val="22"/>
+          <w:szCs w:val="22"/>
+        </w:rPr>
+        <w:t>Instructional Design Intern</w:t>
+      </w:r>
+      <w:r>
+        <w:rPr>
+          <w:rFonts w:ascii="Aptos" w:hAnsi="Aptos" w:cs="Arial"/>
+          <w:bCs/>
+          <w:color w:val="000000" w:themeColor="text1"/>
+          <w:sz w:val="22"/>
+          <w:szCs w:val="22"/>
+        </w:rPr>
+        <w:t>,</w:t>
+      </w:r>
+      <w:r>
+        <w:rPr>
+          <w:rFonts w:ascii="Aptos" w:hAnsi="Aptos" w:cs="Arial"/>
+          <w:bCs/>
+          <w:color w:val="000000" w:themeColor="text1"/>
+          <w:sz w:val="22"/>
+          <w:szCs w:val="22"/>
+        </w:rPr>
+        <w:t xml:space="preserve"> Chapel Hill NC,</w:t>
+      </w:r>
+      <w:r>
+        <w:rPr>
+          <w:rFonts w:ascii="Aptos" w:hAnsi="Aptos" w:cs="Arial"/>
+          <w:bCs/>
+          <w:color w:val="000000" w:themeColor="text1"/>
+          <w:sz w:val="22"/>
+          <w:szCs w:val="22"/>
+        </w:rPr>
+        <w:t xml:space="preserve"> Jan</w:t>
       </w:r>
       <w:r>
         <w:rPr>
@@ -577,84 +841,135 @@
     <w:p>
       <w:pPr>
         <w:spacing w:after="120"/>
-      </w:pPr>
-      <w:r>
-        <w:rPr>
-          <w:rFonts w:ascii="Book Antiqua" w:hAnsi="Book Antiqua"/>
+        <w:rPr>
+          <w:rFonts w:ascii="Aptos" w:hAnsi="Aptos"/>
+        </w:rPr>
+      </w:pPr>
+      <w:r>
+        <w:rPr>
+          <w:rFonts w:ascii="Aptos" w:hAnsi="Aptos"/>
           <w:color w:val="000000"/>
           <w:sz w:val="22"/>
           <w:szCs w:val="22"/>
         </w:rPr>
-        <w:t>R</w:t>
-      </w:r>
-      <w:r>
-        <w:rPr>
-          <w:rFonts w:ascii="Book Antiqua" w:hAnsi="Book Antiqua"/>
+        <w:t xml:space="preserve">Revised </w:t>
+      </w:r>
+      <w:r>
+        <w:rPr>
+          <w:rFonts w:ascii="Aptos" w:hAnsi="Aptos"/>
           <w:color w:val="000000"/>
           <w:sz w:val="22"/>
           <w:szCs w:val="22"/>
         </w:rPr>
-        <w:t xml:space="preserve">evised </w:t>
-      </w:r>
-      <w:r>
-        <w:rPr>
-          <w:rFonts w:ascii="Book Antiqua" w:hAnsi="Book Antiqua"/>
+        <w:t xml:space="preserve">video </w:t>
+      </w:r>
+      <w:r>
+        <w:rPr>
+          <w:rFonts w:ascii="Aptos" w:hAnsi="Aptos"/>
           <w:color w:val="000000"/>
           <w:sz w:val="22"/>
           <w:szCs w:val="22"/>
         </w:rPr>
-        <w:t>video content</w:t>
-      </w:r>
-      <w:r>
-        <w:rPr>
-          <w:rFonts w:ascii="Book Antiqua" w:hAnsi="Book Antiqua"/>
+        <w:t>on understanding student neurodivergence</w:t>
+      </w:r>
+      <w:r>
+        <w:rPr>
+          <w:rFonts w:ascii="Aptos" w:hAnsi="Aptos"/>
           <w:color w:val="000000"/>
           <w:sz w:val="22"/>
           <w:szCs w:val="22"/>
         </w:rPr>
-        <w:t xml:space="preserve"> for adult learners, emphasizing clarity, usability and engagement.</w:t>
-      </w:r>
-    </w:p>
-    <w:p>
-      <w:pPr>
-        <w:rPr>
-          <w:rFonts w:ascii="Aptos" w:hAnsi="Aptos" w:cs="Arial"/>
-          <w:b/>
-          <w:color w:val="000000" w:themeColor="text1"/>
-          <w:sz w:val="22"/>
-          <w:szCs w:val="22"/>
-        </w:rPr>
-      </w:pPr>
-      <w:r>
-        <w:rPr>
-          <w:rFonts w:ascii="Aptos" w:hAnsi="Aptos" w:cs="Arial"/>
-          <w:b/>
-          <w:color w:val="000000" w:themeColor="text1"/>
-          <w:sz w:val="22"/>
-          <w:szCs w:val="22"/>
-        </w:rPr>
-        <w:t>Smith Middle School, Chapel Hill NC</w:t>
-      </w:r>
-    </w:p>
-    <w:p>
-      <w:pPr>
-        <w:rPr>
-          <w:rFonts w:ascii="Aptos" w:hAnsi="Aptos" w:cs="Arial"/>
-          <w:bCs/>
-          <w:color w:val="000000" w:themeColor="text1"/>
-          <w:sz w:val="22"/>
-          <w:szCs w:val="22"/>
-        </w:rPr>
-      </w:pPr>
-      <w:r>
-        <w:rPr>
-          <w:rFonts w:ascii="Aptos" w:hAnsi="Aptos" w:cs="Arial"/>
-          <w:bCs/>
-          <w:color w:val="000000" w:themeColor="text1"/>
-          <w:sz w:val="22"/>
-          <w:szCs w:val="22"/>
-        </w:rPr>
-        <w:t>Media Center Intern, Jan</w:t>
+        <w:t xml:space="preserve"> for </w:t>
+      </w:r>
+      <w:r>
+        <w:rPr>
+          <w:rFonts w:ascii="Aptos" w:hAnsi="Aptos"/>
+          <w:color w:val="000000"/>
+          <w:sz w:val="22"/>
+          <w:szCs w:val="22"/>
+        </w:rPr>
+        <w:t>UNC faculty and staff</w:t>
+      </w:r>
+      <w:r>
+        <w:rPr>
+          <w:rFonts w:ascii="Aptos" w:hAnsi="Aptos"/>
+          <w:color w:val="000000"/>
+          <w:sz w:val="22"/>
+          <w:szCs w:val="22"/>
+        </w:rPr>
+        <w:t>, emphasizing clarity, usability and engagement.</w:t>
+      </w:r>
+    </w:p>
+    <w:p>
+      <w:pPr>
+        <w:rPr>
+          <w:rFonts w:ascii="Aptos" w:hAnsi="Aptos" w:cs="Arial"/>
+          <w:b/>
+          <w:color w:val="000000" w:themeColor="text1"/>
+          <w:sz w:val="22"/>
+          <w:szCs w:val="22"/>
+        </w:rPr>
+      </w:pPr>
+      <w:r>
+        <w:rPr>
+          <w:rFonts w:ascii="Aptos" w:hAnsi="Aptos" w:cs="Arial"/>
+          <w:b/>
+          <w:color w:val="000000" w:themeColor="text1"/>
+          <w:sz w:val="22"/>
+          <w:szCs w:val="22"/>
+        </w:rPr>
+        <w:t>Smith Middle School</w:t>
+      </w:r>
+    </w:p>
+    <w:p>
+      <w:pPr>
+        <w:rPr>
+          <w:rFonts w:ascii="Aptos" w:hAnsi="Aptos" w:cs="Arial"/>
+          <w:bCs/>
+          <w:color w:val="000000" w:themeColor="text1"/>
+          <w:sz w:val="22"/>
+          <w:szCs w:val="22"/>
+        </w:rPr>
+      </w:pPr>
+      <w:r>
+        <w:rPr>
+          <w:rFonts w:ascii="Aptos" w:hAnsi="Aptos" w:cs="Arial"/>
+          <w:b/>
+          <w:color w:val="000000" w:themeColor="text1"/>
+          <w:sz w:val="22"/>
+          <w:szCs w:val="22"/>
+        </w:rPr>
+        <w:t>Media Center Intern</w:t>
+      </w:r>
+      <w:r>
+        <w:rPr>
+          <w:rFonts w:ascii="Aptos" w:hAnsi="Aptos" w:cs="Arial"/>
+          <w:bCs/>
+          <w:color w:val="000000" w:themeColor="text1"/>
+          <w:sz w:val="22"/>
+          <w:szCs w:val="22"/>
+        </w:rPr>
+        <w:t xml:space="preserve">, </w:t>
+      </w:r>
+      <w:r>
+        <w:rPr>
+          <w:rFonts w:ascii="Aptos" w:hAnsi="Aptos" w:cs="Arial"/>
+          <w:bCs/>
+          <w:color w:val="000000" w:themeColor="text1"/>
+          <w:sz w:val="22"/>
+          <w:szCs w:val="22"/>
+        </w:rPr>
+        <w:t xml:space="preserve">Chapel Hill NC, </w:t>
+      </w:r>
+      <w:r>
+        <w:rPr>
+          <w:rFonts w:ascii="Aptos" w:hAnsi="Aptos" w:cs="Arial"/>
+          <w:bCs/>
+          <w:color w:val="000000" w:themeColor="text1"/>
+          <w:sz w:val="22"/>
+          <w:szCs w:val="22"/>
+        </w:rPr>
+        <w:t>Jan</w:t>
       </w:r>
       <w:r>
         <w:rPr>
@@ -700,137 +1015,51 @@
     <w:p>
       <w:pPr>
         <w:spacing w:after="120"/>
-      </w:pPr>
-      <w:r>
-        <w:rPr>
-          <w:rFonts w:ascii="Book Antiqua" w:hAnsi="Book Antiqua"/>
+        <w:rPr>
+          <w:rFonts w:ascii="Aptos" w:hAnsi="Aptos"/>
+        </w:rPr>
+      </w:pPr>
+      <w:r>
+        <w:rPr>
+          <w:rFonts w:ascii="Aptos" w:hAnsi="Aptos"/>
           <w:color w:val="000000"/>
           <w:sz w:val="22"/>
           <w:szCs w:val="22"/>
         </w:rPr>
-        <w:t>Delivered media literacy instruction and created instructional resources.</w:t>
-      </w:r>
-      <w:r>
+        <w:t>Delivered media literacy instruction and created instructional resources</w:t>
+      </w:r>
+      <w:r>
+        <w:rPr>
+          <w:rFonts w:ascii="Aptos" w:hAnsi="Aptos"/>
+          <w:color w:val="000000"/>
+          <w:sz w:val="22"/>
+          <w:szCs w:val="22"/>
+        </w:rPr>
+        <w:t xml:space="preserve"> to and for adolescent learners</w:t>
+      </w:r>
+      <w:r>
+        <w:rPr>
+          <w:rFonts w:ascii="Aptos" w:hAnsi="Aptos"/>
+          <w:color w:val="000000"/>
+          <w:sz w:val="22"/>
+          <w:szCs w:val="22"/>
+        </w:rPr>
+        <w:t>.</w:t>
+      </w:r>
+      <w:r>
+        <w:rPr>
+          <w:rFonts w:ascii="Aptos" w:hAnsi="Aptos"/>
+        </w:rPr>
         <w:t xml:space="preserve"> </w:t>
       </w:r>
       <w:r>
         <w:rPr>
-          <w:rFonts w:ascii="Book Antiqua" w:hAnsi="Book Antiqua"/>
+          <w:rFonts w:ascii="Aptos" w:hAnsi="Aptos"/>
           <w:color w:val="000000"/>
           <w:sz w:val="22"/>
           <w:szCs w:val="22"/>
         </w:rPr>
-        <w:t xml:space="preserve">Assisted with services, circulation and student research </w:t>
-      </w:r>
-      <w:r>
-        <w:rPr>
-          <w:rFonts w:ascii="Book Antiqua" w:hAnsi="Book Antiqua"/>
-          <w:color w:val="000000"/>
-          <w:sz w:val="22"/>
-          <w:szCs w:val="22"/>
-        </w:rPr>
-        <w:t>support</w:t>
-      </w:r>
-      <w:r>
-        <w:rPr>
-          <w:rFonts w:ascii="Book Antiqua" w:hAnsi="Book Antiqua"/>
-          <w:color w:val="000000"/>
-          <w:sz w:val="22"/>
-          <w:szCs w:val="22"/>
-        </w:rPr>
-        <w:t xml:space="preserve">. </w:t>
-      </w:r>
-    </w:p>
-    <w:p>
-      <w:pPr>
-        <w:rPr>
-          <w:rFonts w:ascii="Aptos" w:hAnsi="Aptos" w:cs="Arial"/>
-          <w:b/>
-          <w:color w:val="000000" w:themeColor="text1"/>
-          <w:sz w:val="22"/>
-          <w:szCs w:val="22"/>
-        </w:rPr>
-      </w:pPr>
-      <w:r>
-        <w:rPr>
-          <w:rFonts w:ascii="Aptos" w:hAnsi="Aptos" w:cs="Arial"/>
-          <w:b/>
-          <w:color w:val="000000" w:themeColor="text1"/>
-          <w:sz w:val="22"/>
-          <w:szCs w:val="22"/>
-        </w:rPr>
-        <w:t>Delta Analytical Corporation, Silver Spring MD</w:t>
-      </w:r>
-    </w:p>
-    <w:p>
-      <w:pPr>
-        <w:rPr>
-          <w:rFonts w:ascii="Aptos" w:hAnsi="Aptos" w:cs="Arial"/>
-          <w:bCs/>
-          <w:color w:val="000000" w:themeColor="text1"/>
-          <w:sz w:val="22"/>
-          <w:szCs w:val="22"/>
-        </w:rPr>
-      </w:pPr>
-      <w:r>
-        <w:rPr>
-          <w:rFonts w:ascii="Aptos" w:hAnsi="Aptos" w:cs="Arial"/>
-          <w:bCs/>
-          <w:color w:val="000000" w:themeColor="text1"/>
-          <w:sz w:val="22"/>
-          <w:szCs w:val="22"/>
-        </w:rPr>
-        <w:t>Part-time Assistant Bookkeeper, 2012-2016</w:t>
-      </w:r>
-    </w:p>
-    <w:p>
-      <w:pPr>
-        <w:spacing w:after="120"/>
-      </w:pPr>
-      <w:r>
-        <w:rPr>
-          <w:rFonts w:ascii="Book Antiqua" w:hAnsi="Book Antiqua"/>
-          <w:color w:val="000000"/>
-          <w:sz w:val="22"/>
-          <w:szCs w:val="22"/>
-        </w:rPr>
-        <w:t xml:space="preserve">Maintained bookkeeping records and </w:t>
-      </w:r>
-      <w:r>
-        <w:rPr>
-          <w:rFonts w:ascii="Book Antiqua" w:hAnsi="Book Antiqua"/>
-          <w:color w:val="000000"/>
-          <w:sz w:val="22"/>
-          <w:szCs w:val="22"/>
-        </w:rPr>
-        <w:t>supported</w:t>
-      </w:r>
-      <w:r>
-        <w:rPr>
-          <w:rFonts w:ascii="Book Antiqua" w:hAnsi="Book Antiqua"/>
-          <w:color w:val="000000"/>
-          <w:sz w:val="22"/>
-          <w:szCs w:val="22"/>
-        </w:rPr>
-        <w:t xml:space="preserve"> financial administration</w:t>
-      </w:r>
-      <w:r>
-        <w:rPr>
-          <w:rFonts w:ascii="Book Antiqua" w:hAnsi="Book Antiqua"/>
-          <w:color w:val="000000"/>
-          <w:sz w:val="22"/>
-          <w:szCs w:val="22"/>
-        </w:rPr>
-        <w:t>,</w:t>
-      </w:r>
-      <w:r>
-        <w:rPr>
-          <w:rFonts w:ascii="Book Antiqua" w:hAnsi="Book Antiqua"/>
-          <w:color w:val="000000"/>
-          <w:sz w:val="22"/>
-          <w:szCs w:val="22"/>
-        </w:rPr>
-        <w:t xml:space="preserve"> documentation and office processes.</w:t>
+        <w:t xml:space="preserve">Assisted with services, circulation and student research support. </w:t>
       </w:r>
     </w:p>
     <w:p>
@@ -903,11 +1132,13 @@
       <w:r>
         <w:rPr>
           <w:rFonts w:ascii="Aptos" w:eastAsia="Arial" w:hAnsi="Aptos" w:cs="Arial"/>
-          <w:color w:val="000000" w:themeColor="text1"/>
-          <w:sz w:val="22"/>
-          <w:szCs w:val="22"/>
-        </w:rPr>
-        <w:t>Market Manager, Oct</w:t>
+          <w:b/>
+          <w:bCs/>
+          <w:color w:val="000000" w:themeColor="text1"/>
+          <w:sz w:val="22"/>
+          <w:szCs w:val="22"/>
+        </w:rPr>
+        <w:t>Market Manager</w:t>
       </w:r>
       <w:r>
         <w:rPr>
@@ -916,6 +1147,15 @@
           <w:sz w:val="22"/>
           <w:szCs w:val="22"/>
         </w:rPr>
+        <w:t>, Oct</w:t>
+      </w:r>
+      <w:r>
+        <w:rPr>
+          <w:rFonts w:ascii="Aptos" w:eastAsia="Arial" w:hAnsi="Aptos" w:cs="Arial"/>
+          <w:color w:val="000000" w:themeColor="text1"/>
+          <w:sz w:val="22"/>
+          <w:szCs w:val="22"/>
+        </w:rPr>
         <w:t>ober</w:t>
       </w:r>
       <w:r>
@@ -931,33 +1171,54 @@
     <w:p>
       <w:pPr>
         <w:spacing w:after="120"/>
-      </w:pPr>
-      <w:r>
-        <w:rPr>
-          <w:rFonts w:ascii="Book Antiqua" w:hAnsi="Book Antiqua"/>
+        <w:rPr>
+          <w:rFonts w:ascii="Aptos" w:hAnsi="Aptos"/>
+        </w:rPr>
+      </w:pPr>
+      <w:r>
+        <w:rPr>
+          <w:rFonts w:ascii="Aptos" w:hAnsi="Aptos"/>
           <w:color w:val="000000"/>
           <w:sz w:val="22"/>
           <w:szCs w:val="22"/>
         </w:rPr>
-        <w:t xml:space="preserve">Coordinated market operations, </w:t>
-      </w:r>
-      <w:r>
-        <w:rPr>
-          <w:rFonts w:ascii="Book Antiqua" w:hAnsi="Book Antiqua"/>
+        <w:t>Coordinated market operations, vendors, logistics</w:t>
+      </w:r>
+      <w:r>
+        <w:rPr>
+          <w:rFonts w:ascii="Aptos" w:hAnsi="Aptos"/>
           <w:color w:val="000000"/>
           <w:sz w:val="22"/>
           <w:szCs w:val="22"/>
         </w:rPr>
-        <w:t>vendors, logistics</w:t>
-      </w:r>
-      <w:r>
-        <w:rPr>
-          <w:rFonts w:ascii="Book Antiqua" w:hAnsi="Book Antiqua"/>
+        <w:t>,</w:t>
+      </w:r>
+      <w:r>
+        <w:rPr>
+          <w:rFonts w:ascii="Aptos" w:hAnsi="Aptos"/>
           <w:color w:val="000000"/>
           <w:sz w:val="22"/>
           <w:szCs w:val="22"/>
         </w:rPr>
-        <w:t xml:space="preserve"> and community outreach.</w:t>
+        <w:t xml:space="preserve"> community outreach</w:t>
+      </w:r>
+      <w:r>
+        <w:rPr>
+          <w:rFonts w:ascii="Aptos" w:hAnsi="Aptos"/>
+          <w:color w:val="000000"/>
+          <w:sz w:val="22"/>
+          <w:szCs w:val="22"/>
+        </w:rPr>
+        <w:t xml:space="preserve"> and events</w:t>
+      </w:r>
+      <w:r>
+        <w:rPr>
+          <w:rFonts w:ascii="Aptos" w:hAnsi="Aptos"/>
+          <w:color w:val="000000"/>
+          <w:sz w:val="22"/>
+          <w:szCs w:val="22"/>
+        </w:rPr>
+        <w:t>.</w:t>
       </w:r>
     </w:p>
     <w:p>
@@ -966,21 +1227,27 @@
         <w:spacing w:before="120"/>
         <w:rPr>
           <w:rFonts w:ascii="Aptos" w:hAnsi="Aptos" w:cs="Arial"/>
-          <w:b/>
-          <w:bCs/>
-          <w:sz w:val="22"/>
-          <w:szCs w:val="22"/>
-        </w:rPr>
-      </w:pPr>
-      <w:r>
-        <w:rPr>
-          <w:rFonts w:ascii="Aptos" w:hAnsi="Aptos" w:cs="Arial"/>
-          <w:b/>
-          <w:bCs/>
-          <w:sz w:val="22"/>
-          <w:szCs w:val="22"/>
-        </w:rPr>
-        <w:t>UNC Health Sciences Library, Chapel Hill NC</w:t>
+          <w:sz w:val="22"/>
+          <w:szCs w:val="22"/>
+        </w:rPr>
+      </w:pPr>
+      <w:r>
+        <w:rPr>
+          <w:rFonts w:ascii="Aptos" w:hAnsi="Aptos" w:cs="Arial"/>
+          <w:b/>
+          <w:bCs/>
+          <w:sz w:val="22"/>
+          <w:szCs w:val="22"/>
+        </w:rPr>
+        <w:t>Health Sciences Library</w:t>
+      </w:r>
+      <w:r>
+        <w:rPr>
+          <w:rFonts w:ascii="Aptos" w:hAnsi="Aptos" w:cs="Arial"/>
+          <w:sz w:val="22"/>
+          <w:szCs w:val="22"/>
+        </w:rPr>
+        <w:t>, UNC Chapel Hill</w:t>
       </w:r>
     </w:p>
     <w:p>
@@ -996,11 +1263,13 @@
       <w:r>
         <w:rPr>
           <w:rFonts w:ascii="Aptos" w:eastAsia="Arial" w:hAnsi="Aptos" w:cs="Arial"/>
-          <w:color w:val="000000" w:themeColor="text1"/>
-          <w:sz w:val="22"/>
-          <w:szCs w:val="22"/>
-        </w:rPr>
-        <w:t xml:space="preserve">Support Services Process Analyst, </w:t>
+          <w:b/>
+          <w:bCs/>
+          <w:color w:val="000000" w:themeColor="text1"/>
+          <w:sz w:val="22"/>
+          <w:szCs w:val="22"/>
+        </w:rPr>
+        <w:t>Support Services Process Analyst</w:t>
       </w:r>
       <w:r>
         <w:rPr>
@@ -1009,6 +1278,15 @@
           <w:sz w:val="22"/>
           <w:szCs w:val="22"/>
         </w:rPr>
+        <w:t xml:space="preserve">, </w:t>
+      </w:r>
+      <w:r>
+        <w:rPr>
+          <w:rFonts w:ascii="Aptos" w:eastAsia="Arial" w:hAnsi="Aptos" w:cs="Arial"/>
+          <w:color w:val="000000" w:themeColor="text1"/>
+          <w:sz w:val="22"/>
+          <w:szCs w:val="22"/>
+        </w:rPr>
         <w:t>November</w:t>
       </w:r>
       <w:r>
@@ -1034,11 +1312,13 @@
       <w:r>
         <w:rPr>
           <w:rFonts w:ascii="Aptos" w:eastAsia="Arial" w:hAnsi="Aptos" w:cs="Arial"/>
-          <w:color w:val="000000" w:themeColor="text1"/>
-          <w:sz w:val="22"/>
-          <w:szCs w:val="22"/>
-        </w:rPr>
-        <w:t>Student and Web Technologies Manager, July 2009-Dec</w:t>
+          <w:b/>
+          <w:bCs/>
+          <w:color w:val="000000" w:themeColor="text1"/>
+          <w:sz w:val="22"/>
+          <w:szCs w:val="22"/>
+        </w:rPr>
+        <w:t>Student and Web Technologies Manager</w:t>
       </w:r>
       <w:r>
         <w:rPr>
@@ -1047,6 +1327,15 @@
           <w:sz w:val="22"/>
           <w:szCs w:val="22"/>
         </w:rPr>
+        <w:t>, July 2009-Dec</w:t>
+      </w:r>
+      <w:r>
+        <w:rPr>
+          <w:rFonts w:ascii="Aptos" w:eastAsia="Arial" w:hAnsi="Aptos" w:cs="Arial"/>
+          <w:color w:val="000000" w:themeColor="text1"/>
+          <w:sz w:val="22"/>
+          <w:szCs w:val="22"/>
+        </w:rPr>
         <w:t>ember</w:t>
       </w:r>
       <w:r>
@@ -1062,41 +1351,26 @@
     <w:p>
       <w:pPr>
         <w:spacing w:after="120"/>
-      </w:pPr>
-      <w:r>
-        <w:rPr>
-          <w:rFonts w:ascii="Book Antiqua" w:hAnsi="Book Antiqua"/>
+        <w:rPr>
+          <w:rFonts w:ascii="Aptos" w:hAnsi="Aptos"/>
+        </w:rPr>
+      </w:pPr>
+      <w:r>
+        <w:rPr>
+          <w:rFonts w:ascii="Aptos" w:hAnsi="Aptos"/>
           <w:color w:val="000000"/>
           <w:sz w:val="22"/>
           <w:szCs w:val="22"/>
         </w:rPr>
-        <w:t>Analyzed workflows and managed student and web-technology operations</w:t>
-      </w:r>
-      <w:r>
-        <w:rPr>
-          <w:rFonts w:ascii="Book Antiqua" w:hAnsi="Book Antiqua"/>
+        <w:t>Analyzed workflows and managed student and web-technology operations, supporting process improvement and service delivery.</w:t>
+      </w:r>
+      <w:r>
+        <w:rPr>
+          <w:rFonts w:ascii="Aptos" w:hAnsi="Aptos"/>
           <w:color w:val="000000"/>
           <w:sz w:val="22"/>
           <w:szCs w:val="22"/>
         </w:rPr>
-        <w:t>, supporting</w:t>
-      </w:r>
-      <w:r>
-        <w:rPr>
-          <w:rFonts w:ascii="Book Antiqua" w:hAnsi="Book Antiqua"/>
-          <w:color w:val="000000"/>
-          <w:sz w:val="22"/>
-          <w:szCs w:val="22"/>
-        </w:rPr>
-        <w:t xml:space="preserve"> process improvement and service delivery.</w:t>
-      </w:r>
-      <w:r>
-        <w:rPr>
-          <w:rFonts w:ascii="Book Antiqua" w:hAnsi="Book Antiqua"/>
-          <w:color w:val="000000"/>
-          <w:sz w:val="22"/>
-          <w:szCs w:val="22"/>
-        </w:rPr>
         <w:t xml:space="preserve"> Provided reference and database support at the user services desk.</w:t>
       </w:r>
     </w:p>
@@ -1121,26 +1395,55 @@
           <w:sz w:val="22"/>
           <w:szCs w:val="22"/>
         </w:rPr>
-        <w:t>Harvard Law School Library, Cambridge MA</w:t>
-      </w:r>
-    </w:p>
-    <w:p>
-      <w:pPr>
-        <w:rPr>
-          <w:rFonts w:ascii="Aptos" w:hAnsi="Aptos" w:cs="Arial"/>
-          <w:color w:val="000000" w:themeColor="text1"/>
-          <w:sz w:val="22"/>
-          <w:szCs w:val="22"/>
-        </w:rPr>
-      </w:pPr>
-      <w:r>
-        <w:rPr>
-          <w:rFonts w:ascii="Aptos" w:hAnsi="Aptos" w:cs="Arial"/>
-          <w:color w:val="000000" w:themeColor="text1"/>
-          <w:sz w:val="22"/>
-          <w:szCs w:val="22"/>
-        </w:rPr>
-        <w:t>Circulation Desk Assistant, June-Oct</w:t>
+        <w:t>Harvard Law School Library</w:t>
+      </w:r>
+    </w:p>
+    <w:p>
+      <w:pPr>
+        <w:rPr>
+          <w:rFonts w:ascii="Aptos" w:hAnsi="Aptos" w:cs="Arial"/>
+          <w:color w:val="000000" w:themeColor="text1"/>
+          <w:sz w:val="22"/>
+          <w:szCs w:val="22"/>
+        </w:rPr>
+      </w:pPr>
+      <w:r>
+        <w:rPr>
+          <w:rFonts w:ascii="Aptos" w:hAnsi="Aptos" w:cs="Arial"/>
+          <w:b/>
+          <w:bCs/>
+          <w:color w:val="000000" w:themeColor="text1"/>
+          <w:sz w:val="22"/>
+          <w:szCs w:val="22"/>
+        </w:rPr>
+        <w:t>Circulation Desk Assistant</w:t>
+      </w:r>
+      <w:r>
+        <w:rPr>
+          <w:rFonts w:ascii="Aptos" w:hAnsi="Aptos" w:cs="Arial"/>
+          <w:color w:val="000000" w:themeColor="text1"/>
+          <w:sz w:val="22"/>
+          <w:szCs w:val="22"/>
+        </w:rPr>
+        <w:t>,</w:t>
+      </w:r>
+      <w:r>
+        <w:rPr>
+          <w:rFonts w:ascii="Aptos" w:hAnsi="Aptos" w:cs="Arial"/>
+          <w:color w:val="000000" w:themeColor="text1"/>
+          <w:sz w:val="22"/>
+          <w:szCs w:val="22"/>
+        </w:rPr>
+        <w:t xml:space="preserve"> Cambridge MA,</w:t>
+      </w:r>
+      <w:r>
+        <w:rPr>
+          <w:rFonts w:ascii="Aptos" w:hAnsi="Aptos" w:cs="Arial"/>
+          <w:color w:val="000000" w:themeColor="text1"/>
+          <w:sz w:val="22"/>
+          <w:szCs w:val="22"/>
+        </w:rPr>
+        <w:t xml:space="preserve"> June-Oct</w:t>
       </w:r>
       <w:r>
         <w:rPr>
@@ -1164,10 +1467,13 @@
     <w:p>
       <w:pPr>
         <w:spacing w:after="120"/>
-      </w:pPr>
-      <w:r>
-        <w:rPr>
-          <w:rFonts w:ascii="Book Antiqua" w:hAnsi="Book Antiqua"/>
+        <w:rPr>
+          <w:rFonts w:ascii="Aptos" w:hAnsi="Aptos"/>
+        </w:rPr>
+      </w:pPr>
+      <w:r>
+        <w:rPr>
+          <w:rFonts w:ascii="Aptos" w:hAnsi="Aptos"/>
           <w:color w:val="000000"/>
           <w:sz w:val="22"/>
           <w:szCs w:val="22"/>
@@ -1195,7 +1501,15 @@
           <w:sz w:val="22"/>
           <w:szCs w:val="22"/>
         </w:rPr>
-        <w:t>UNC Undergraduate Library, Chapel Hill NC</w:t>
+        <w:t>Undergraduate Library</w:t>
+      </w:r>
+      <w:r>
+        <w:rPr>
+          <w:rFonts w:ascii="Aptos" w:hAnsi="Aptos" w:cs="Arial"/>
+          <w:sz w:val="22"/>
+          <w:szCs w:val="22"/>
+        </w:rPr>
+        <w:t>, UNC Chapel Hill</w:t>
       </w:r>
     </w:p>
     <w:p>
@@ -1211,11 +1525,13 @@
       <w:r>
         <w:rPr>
           <w:rFonts w:ascii="Aptos" w:eastAsia="Arial" w:hAnsi="Aptos" w:cs="Arial"/>
-          <w:color w:val="000000" w:themeColor="text1"/>
-          <w:sz w:val="22"/>
-          <w:szCs w:val="22"/>
-        </w:rPr>
-        <w:t>Circulation Supervisor/Library Technical Assistant, Sept</w:t>
+          <w:b/>
+          <w:bCs/>
+          <w:color w:val="000000" w:themeColor="text1"/>
+          <w:sz w:val="22"/>
+          <w:szCs w:val="22"/>
+        </w:rPr>
+        <w:t>Circulation Supervisor/Library Technical Assistant</w:t>
       </w:r>
       <w:r>
         <w:rPr>
@@ -1224,6 +1540,15 @@
           <w:sz w:val="22"/>
           <w:szCs w:val="22"/>
         </w:rPr>
+        <w:t>, Sept</w:t>
+      </w:r>
+      <w:r>
+        <w:rPr>
+          <w:rFonts w:ascii="Aptos" w:eastAsia="Arial" w:hAnsi="Aptos" w:cs="Arial"/>
+          <w:color w:val="000000" w:themeColor="text1"/>
+          <w:sz w:val="22"/>
+          <w:szCs w:val="22"/>
+        </w:rPr>
         <w:t>ember</w:t>
       </w:r>
       <w:r>
@@ -1249,11 +1574,13 @@
       <w:r>
         <w:rPr>
           <w:rFonts w:ascii="Aptos" w:eastAsia="Arial" w:hAnsi="Aptos" w:cs="Arial"/>
-          <w:color w:val="000000" w:themeColor="text1"/>
-          <w:sz w:val="22"/>
-          <w:szCs w:val="22"/>
-        </w:rPr>
-        <w:t xml:space="preserve">Fines and Billing Manager, </w:t>
+          <w:b/>
+          <w:bCs/>
+          <w:color w:val="000000" w:themeColor="text1"/>
+          <w:sz w:val="22"/>
+          <w:szCs w:val="22"/>
+        </w:rPr>
+        <w:t>Fines and Billing Manager</w:t>
       </w:r>
       <w:r>
         <w:rPr>
@@ -1262,6 +1589,15 @@
           <w:sz w:val="22"/>
           <w:szCs w:val="22"/>
         </w:rPr>
+        <w:t xml:space="preserve">, </w:t>
+      </w:r>
+      <w:r>
+        <w:rPr>
+          <w:rFonts w:ascii="Aptos" w:eastAsia="Arial" w:hAnsi="Aptos" w:cs="Arial"/>
+          <w:color w:val="000000" w:themeColor="text1"/>
+          <w:sz w:val="22"/>
+          <w:szCs w:val="22"/>
+        </w:rPr>
         <w:t>September</w:t>
       </w:r>
       <w:r>
@@ -1305,11 +1641,13 @@
       <w:r>
         <w:rPr>
           <w:rFonts w:ascii="Aptos" w:eastAsia="Arial" w:hAnsi="Aptos" w:cs="Arial"/>
-          <w:color w:val="000000" w:themeColor="text1"/>
-          <w:sz w:val="22"/>
-          <w:szCs w:val="22"/>
-        </w:rPr>
-        <w:t>Copyright Manager, June 2004-Aug</w:t>
+          <w:b/>
+          <w:bCs/>
+          <w:color w:val="000000" w:themeColor="text1"/>
+          <w:sz w:val="22"/>
+          <w:szCs w:val="22"/>
+        </w:rPr>
+        <w:t>Copyright Manager</w:t>
       </w:r>
       <w:r>
         <w:rPr>
@@ -1318,6 +1656,15 @@
           <w:sz w:val="22"/>
           <w:szCs w:val="22"/>
         </w:rPr>
+        <w:t>, June 2004-Aug</w:t>
+      </w:r>
+      <w:r>
+        <w:rPr>
+          <w:rFonts w:ascii="Aptos" w:eastAsia="Arial" w:hAnsi="Aptos" w:cs="Arial"/>
+          <w:color w:val="000000" w:themeColor="text1"/>
+          <w:sz w:val="22"/>
+          <w:szCs w:val="22"/>
+        </w:rPr>
         <w:t>ust</w:t>
       </w:r>
       <w:r>
@@ -1333,10 +1680,13 @@
     <w:p>
       <w:pPr>
         <w:spacing w:after="120"/>
-      </w:pPr>
-      <w:r>
-        <w:rPr>
-          <w:rFonts w:ascii="Book Antiqua" w:hAnsi="Book Antiqua"/>
+        <w:rPr>
+          <w:rFonts w:ascii="Aptos" w:hAnsi="Aptos"/>
+        </w:rPr>
+      </w:pPr>
+      <w:r>
+        <w:rPr>
+          <w:rFonts w:ascii="Aptos" w:hAnsi="Aptos"/>
           <w:color w:val="000000"/>
           <w:sz w:val="22"/>
           <w:szCs w:val="22"/>
@@ -1345,7 +1695,7 @@
       </w:r>
       <w:r>
         <w:rPr>
-          <w:rFonts w:ascii="Book Antiqua" w:hAnsi="Book Antiqua"/>
+          <w:rFonts w:ascii="Aptos" w:hAnsi="Aptos"/>
           <w:color w:val="000000"/>
           <w:sz w:val="22"/>
           <w:szCs w:val="22"/>
@@ -1354,52 +1704,43 @@
       </w:r>
       <w:r>
         <w:rPr>
-          <w:rFonts w:ascii="Book Antiqua" w:hAnsi="Book Antiqua"/>
+          <w:rFonts w:ascii="Aptos" w:hAnsi="Aptos"/>
           <w:color w:val="000000"/>
           <w:sz w:val="22"/>
           <w:szCs w:val="22"/>
         </w:rPr>
-        <w:t xml:space="preserve"> student </w:t>
-      </w:r>
-      <w:r>
-        <w:rPr>
-          <w:rFonts w:ascii="Book Antiqua" w:hAnsi="Book Antiqua"/>
+        <w:t xml:space="preserve"> student staff</w:t>
+      </w:r>
+      <w:r>
+        <w:rPr>
+          <w:rFonts w:ascii="Aptos" w:hAnsi="Aptos"/>
           <w:color w:val="000000"/>
           <w:sz w:val="22"/>
           <w:szCs w:val="22"/>
         </w:rPr>
-        <w:t>staff</w:t>
-      </w:r>
-      <w:r>
-        <w:rPr>
-          <w:rFonts w:ascii="Book Antiqua" w:hAnsi="Book Antiqua"/>
+        <w:t>. Managed</w:t>
+      </w:r>
+      <w:r>
+        <w:rPr>
+          <w:rFonts w:ascii="Aptos" w:hAnsi="Aptos"/>
           <w:color w:val="000000"/>
           <w:sz w:val="22"/>
           <w:szCs w:val="22"/>
         </w:rPr>
-        <w:t>. Managed</w:t>
-      </w:r>
-      <w:r>
-        <w:rPr>
-          <w:rFonts w:ascii="Book Antiqua" w:hAnsi="Book Antiqua"/>
+        <w:t xml:space="preserve"> billing and copyright</w:t>
+      </w:r>
+      <w:r>
+        <w:rPr>
+          <w:rFonts w:ascii="Aptos" w:hAnsi="Aptos"/>
           <w:color w:val="000000"/>
           <w:sz w:val="22"/>
           <w:szCs w:val="22"/>
         </w:rPr>
-        <w:t xml:space="preserve"> billing and copyright</w:t>
-      </w:r>
-      <w:r>
-        <w:rPr>
-          <w:rFonts w:ascii="Book Antiqua" w:hAnsi="Book Antiqua"/>
-          <w:color w:val="000000"/>
-          <w:sz w:val="22"/>
-          <w:szCs w:val="22"/>
-        </w:rPr>
         <w:t xml:space="preserve"> permissions</w:t>
       </w:r>
       <w:r>
         <w:rPr>
-          <w:rFonts w:ascii="Book Antiqua" w:hAnsi="Book Antiqua"/>
+          <w:rFonts w:ascii="Aptos" w:hAnsi="Aptos"/>
           <w:color w:val="000000"/>
           <w:sz w:val="22"/>
           <w:szCs w:val="22"/>
@@ -1429,7 +1770,16 @@
           <w:sz w:val="22"/>
           <w:szCs w:val="22"/>
         </w:rPr>
-        <w:t>Davis Library, UNC-Chapel Hill</w:t>
+        <w:t>Davis Library</w:t>
+      </w:r>
+      <w:r>
+        <w:rPr>
+          <w:rFonts w:ascii="Aptos" w:hAnsi="Aptos" w:cs="Arial"/>
+          <w:color w:val="auto"/>
+          <w:sz w:val="22"/>
+          <w:szCs w:val="22"/>
+        </w:rPr>
+        <w:t>, UNC Chapel Hill</w:t>
       </w:r>
     </w:p>
     <w:p>
@@ -1445,20 +1795,70 @@
       <w:r>
         <w:rPr>
           <w:rFonts w:ascii="Aptos" w:eastAsia="Arial" w:hAnsi="Aptos" w:cs="Arial"/>
+          <w:b/>
+          <w:bCs/>
           <w:color w:val="181717"/>
           <w:sz w:val="22"/>
           <w:szCs w:val="22"/>
         </w:rPr>
-        <w:t>Circulation Desk Student Assistant, Jan. 2000-July 2003</w:t>
+        <w:t>Circulation Desk Student Assistant</w:t>
+      </w:r>
+      <w:r>
+        <w:rPr>
+          <w:rFonts w:ascii="Aptos" w:eastAsia="Arial" w:hAnsi="Aptos" w:cs="Arial"/>
+          <w:color w:val="181717"/>
+          <w:sz w:val="22"/>
+          <w:szCs w:val="22"/>
+        </w:rPr>
+        <w:t>,</w:t>
+      </w:r>
+      <w:r>
+        <w:rPr>
+          <w:rFonts w:ascii="Aptos" w:eastAsia="Arial" w:hAnsi="Aptos" w:cs="Arial"/>
+          <w:color w:val="181717"/>
+          <w:sz w:val="22"/>
+          <w:szCs w:val="22"/>
+        </w:rPr>
+        <w:t xml:space="preserve"> Chapel Hill NC,</w:t>
+      </w:r>
+      <w:r>
+        <w:rPr>
+          <w:rFonts w:ascii="Aptos" w:eastAsia="Arial" w:hAnsi="Aptos" w:cs="Arial"/>
+          <w:color w:val="181717"/>
+          <w:sz w:val="22"/>
+          <w:szCs w:val="22"/>
+        </w:rPr>
+        <w:t xml:space="preserve"> </w:t>
+      </w:r>
+      <w:r>
+        <w:rPr>
+          <w:rFonts w:ascii="Aptos" w:eastAsia="Arial" w:hAnsi="Aptos" w:cs="Arial"/>
+          <w:color w:val="181717"/>
+          <w:sz w:val="22"/>
+          <w:szCs w:val="22"/>
+        </w:rPr>
+        <w:t>January</w:t>
+      </w:r>
+      <w:r>
+        <w:rPr>
+          <w:rFonts w:ascii="Aptos" w:eastAsia="Arial" w:hAnsi="Aptos" w:cs="Arial"/>
+          <w:color w:val="181717"/>
+          <w:sz w:val="22"/>
+          <w:szCs w:val="22"/>
+        </w:rPr>
+        <w:t xml:space="preserve"> 2000-July 2003</w:t>
       </w:r>
     </w:p>
     <w:p>
       <w:pPr>
         <w:spacing w:after="160"/>
-      </w:pPr>
-      <w:r>
-        <w:rPr>
-          <w:rFonts w:ascii="Book Antiqua" w:hAnsi="Book Antiqua"/>
+        <w:rPr>
+          <w:rFonts w:ascii="Aptos" w:hAnsi="Aptos"/>
+        </w:rPr>
+      </w:pPr>
+      <w:r>
+        <w:rPr>
+          <w:rFonts w:ascii="Aptos" w:hAnsi="Aptos"/>
           <w:color w:val="181717"/>
           <w:sz w:val="22"/>
           <w:szCs w:val="22"/>
@@ -1543,16 +1943,16 @@
       <w:pPr>
         <w:spacing w:after="120"/>
         <w:rPr>
-          <w:rFonts w:ascii="Book Antiqua" w:hAnsi="Book Antiqua" w:cs="Arial"/>
-          <w:bCs/>
-          <w:color w:val="000000" w:themeColor="text1"/>
-          <w:sz w:val="22"/>
-          <w:szCs w:val="22"/>
-        </w:rPr>
-      </w:pPr>
-      <w:r>
-        <w:rPr>
-          <w:rFonts w:ascii="Book Antiqua" w:hAnsi="Book Antiqua" w:cs="Arial"/>
+          <w:rFonts w:ascii="Aptos" w:hAnsi="Aptos" w:cs="Arial"/>
+          <w:bCs/>
+          <w:color w:val="000000" w:themeColor="text1"/>
+          <w:sz w:val="22"/>
+          <w:szCs w:val="22"/>
+        </w:rPr>
+      </w:pPr>
+      <w:r>
+        <w:rPr>
+          <w:rFonts w:ascii="Aptos" w:hAnsi="Aptos" w:cs="Arial"/>
           <w:bCs/>
           <w:color w:val="000000" w:themeColor="text1"/>
           <w:sz w:val="22"/>
@@ -1562,7 +1962,7 @@
       </w:r>
       <w:r>
         <w:rPr>
-          <w:rFonts w:ascii="Book Antiqua" w:hAnsi="Book Antiqua" w:cs="Arial"/>
+          <w:rFonts w:ascii="Aptos" w:hAnsi="Aptos" w:cs="Arial"/>
           <w:bCs/>
           <w:color w:val="000000" w:themeColor="text1"/>
           <w:sz w:val="22"/>
@@ -1572,7 +1972,7 @@
       </w:r>
       <w:r>
         <w:rPr>
-          <w:rFonts w:ascii="Book Antiqua" w:hAnsi="Book Antiqua" w:cs="Arial"/>
+          <w:rFonts w:ascii="Aptos" w:hAnsi="Aptos" w:cs="Arial"/>
           <w:bCs/>
           <w:color w:val="000000" w:themeColor="text1"/>
           <w:sz w:val="22"/>
@@ -1582,7 +1982,7 @@
       </w:r>
       <w:r>
         <w:rPr>
-          <w:rFonts w:ascii="Book Antiqua" w:hAnsi="Book Antiqua"/>
+          <w:rFonts w:ascii="Aptos" w:hAnsi="Aptos"/>
           <w:sz w:val="22"/>
           <w:szCs w:val="22"/>
         </w:rPr>
@@ -1590,7 +1990,7 @@
       </w:r>
       <w:r>
         <w:rPr>
-          <w:rFonts w:ascii="Book Antiqua" w:hAnsi="Book Antiqua" w:cs="Arial"/>
+          <w:rFonts w:ascii="Aptos" w:hAnsi="Aptos" w:cs="Arial"/>
           <w:bCs/>
           <w:color w:val="000000" w:themeColor="text1"/>
           <w:sz w:val="22"/>
@@ -1617,6 +2017,121 @@
           <w:sz w:val="22"/>
           <w:szCs w:val="22"/>
         </w:rPr>
+        <w:t>Hill Learning Center</w:t>
+      </w:r>
+    </w:p>
+    <w:p>
+      <w:pPr>
+        <w:rPr>
+          <w:rFonts w:ascii="Aptos" w:hAnsi="Aptos" w:cs="Arial"/>
+          <w:bCs/>
+          <w:color w:val="000000" w:themeColor="text1"/>
+          <w:sz w:val="22"/>
+          <w:szCs w:val="22"/>
+        </w:rPr>
+      </w:pPr>
+      <w:r>
+        <w:rPr>
+          <w:rFonts w:ascii="Aptos" w:hAnsi="Aptos" w:cs="Arial"/>
+          <w:bCs/>
+          <w:color w:val="000000" w:themeColor="text1"/>
+          <w:sz w:val="22"/>
+          <w:szCs w:val="22"/>
+        </w:rPr>
+        <w:t>Executive Function Skills Essentials, 2026</w:t>
+      </w:r>
+    </w:p>
+    <w:p>
+      <w:pPr>
+        <w:rPr>
+          <w:rFonts w:ascii="Aptos" w:hAnsi="Aptos" w:cs="Arial"/>
+          <w:bCs/>
+          <w:color w:val="000000" w:themeColor="text1"/>
+          <w:sz w:val="22"/>
+          <w:szCs w:val="22"/>
+        </w:rPr>
+      </w:pPr>
+      <w:r>
+        <w:rPr>
+          <w:rFonts w:ascii="Aptos" w:hAnsi="Aptos" w:cs="Arial"/>
+          <w:bCs/>
+          <w:color w:val="000000" w:themeColor="text1"/>
+          <w:sz w:val="22"/>
+          <w:szCs w:val="22"/>
+        </w:rPr>
+        <w:t>The Science of Reading Short Course, 2024</w:t>
+      </w:r>
+    </w:p>
+    <w:p>
+      <w:pPr>
+        <w:spacing w:after="120"/>
+        <w:rPr>
+          <w:rFonts w:ascii="Aptos" w:hAnsi="Aptos" w:cs="Arial"/>
+          <w:bCs/>
+          <w:color w:val="000000" w:themeColor="text1"/>
+          <w:sz w:val="22"/>
+          <w:szCs w:val="22"/>
+        </w:rPr>
+      </w:pPr>
+      <w:r>
+        <w:rPr>
+          <w:rFonts w:ascii="Aptos" w:hAnsi="Aptos" w:cs="Arial"/>
+          <w:bCs/>
+          <w:color w:val="000000" w:themeColor="text1"/>
+          <w:sz w:val="22"/>
+          <w:szCs w:val="22"/>
+        </w:rPr>
+        <w:t>Understanding Learning Disabilities &amp;</w:t>
+      </w:r>
+      <w:r>
+        <w:rPr>
+          <w:rFonts w:ascii="Aptos" w:hAnsi="Aptos" w:cs="Arial"/>
+          <w:bCs/>
+          <w:color w:val="000000" w:themeColor="text1"/>
+          <w:sz w:val="22"/>
+          <w:szCs w:val="22"/>
+        </w:rPr>
+        <w:t xml:space="preserve"> ADHD</w:t>
+      </w:r>
+      <w:r>
+        <w:rPr>
+          <w:rFonts w:ascii="Aptos" w:hAnsi="Aptos" w:cs="Arial"/>
+          <w:bCs/>
+          <w:color w:val="000000" w:themeColor="text1"/>
+          <w:sz w:val="22"/>
+          <w:szCs w:val="22"/>
+        </w:rPr>
+        <w:t>, 202</w:t>
+      </w:r>
+      <w:r>
+        <w:rPr>
+          <w:rFonts w:ascii="Aptos" w:hAnsi="Aptos" w:cs="Arial"/>
+          <w:bCs/>
+          <w:color w:val="000000" w:themeColor="text1"/>
+          <w:sz w:val="22"/>
+          <w:szCs w:val="22"/>
+        </w:rPr>
+        <w:t>3</w:t>
+      </w:r>
+    </w:p>
+    <w:p>
+      <w:pPr>
+        <w:rPr>
+          <w:rFonts w:ascii="Aptos" w:hAnsi="Aptos" w:cs="Arial"/>
+          <w:b/>
+          <w:color w:val="000000" w:themeColor="text1"/>
+          <w:sz w:val="22"/>
+          <w:szCs w:val="22"/>
+        </w:rPr>
+      </w:pPr>
+      <w:r>
+        <w:rPr>
+          <w:rFonts w:ascii="Aptos" w:hAnsi="Aptos" w:cs="Arial"/>
+          <w:b/>
+          <w:color w:val="000000" w:themeColor="text1"/>
+          <w:sz w:val="22"/>
+          <w:szCs w:val="22"/>
+        </w:rPr>
         <w:t>North Carolina Botanical Gardens</w:t>
       </w:r>
     </w:p>
@@ -1624,15 +2139,15 @@
       <w:pPr>
         <w:spacing w:after="120"/>
         <w:rPr>
-          <w:rFonts w:ascii="Book Antiqua" w:hAnsi="Book Antiqua" w:cs="Arial"/>
-          <w:color w:val="000000" w:themeColor="text1"/>
-          <w:sz w:val="22"/>
-          <w:szCs w:val="22"/>
-        </w:rPr>
-      </w:pPr>
-      <w:r>
-        <w:rPr>
-          <w:rFonts w:ascii="Book Antiqua" w:hAnsi="Book Antiqua" w:cs="Arial"/>
+          <w:rFonts w:ascii="Aptos" w:hAnsi="Aptos" w:cs="Arial"/>
+          <w:color w:val="000000" w:themeColor="text1"/>
+          <w:sz w:val="22"/>
+          <w:szCs w:val="22"/>
+        </w:rPr>
+      </w:pPr>
+      <w:r>
+        <w:rPr>
+          <w:rFonts w:ascii="Aptos" w:hAnsi="Aptos" w:cs="Arial"/>
           <w:color w:val="000000" w:themeColor="text1"/>
           <w:sz w:val="22"/>
           <w:szCs w:val="22"/>
@@ -1642,70 +2157,6 @@
     </w:p>
     <w:p>
       <w:pPr>
-        <w:rPr>
-          <w:rFonts w:ascii="Aptos" w:hAnsi="Aptos" w:cs="Arial"/>
-          <w:b/>
-          <w:color w:val="000000" w:themeColor="text1"/>
-          <w:sz w:val="22"/>
-          <w:szCs w:val="22"/>
-        </w:rPr>
-      </w:pPr>
-      <w:r>
-        <w:rPr>
-          <w:rFonts w:ascii="Aptos" w:hAnsi="Aptos" w:cs="Arial"/>
-          <w:b/>
-          <w:color w:val="000000" w:themeColor="text1"/>
-          <w:sz w:val="22"/>
-          <w:szCs w:val="22"/>
-        </w:rPr>
-        <w:t>Hill Learning Center</w:t>
-      </w:r>
-    </w:p>
-    <w:p>
-      <w:pPr>
-        <w:rPr>
-          <w:rFonts w:ascii="Book Antiqua" w:hAnsi="Book Antiqua" w:cs="Arial"/>
-          <w:bCs/>
-          <w:color w:val="000000" w:themeColor="text1"/>
-          <w:sz w:val="22"/>
-          <w:szCs w:val="22"/>
-        </w:rPr>
-      </w:pPr>
-      <w:r>
-        <w:rPr>
-          <w:rFonts w:ascii="Book Antiqua" w:hAnsi="Book Antiqua" w:cs="Arial"/>
-          <w:bCs/>
-          <w:color w:val="000000" w:themeColor="text1"/>
-          <w:sz w:val="22"/>
-          <w:szCs w:val="22"/>
-        </w:rPr>
-        <w:t>Understanding Learning Disabilities &amp; ADHD, 2023</w:t>
-      </w:r>
-    </w:p>
-    <w:p>
-      <w:pPr>
-        <w:spacing w:after="120"/>
-        <w:rPr>
-          <w:rFonts w:ascii="Book Antiqua" w:hAnsi="Book Antiqua" w:cs="Arial"/>
-          <w:bCs/>
-          <w:color w:val="000000" w:themeColor="text1"/>
-          <w:sz w:val="22"/>
-          <w:szCs w:val="22"/>
-        </w:rPr>
-      </w:pPr>
-      <w:r>
-        <w:rPr>
-          <w:rFonts w:ascii="Book Antiqua" w:hAnsi="Book Antiqua" w:cs="Arial"/>
-          <w:bCs/>
-          <w:color w:val="000000" w:themeColor="text1"/>
-          <w:sz w:val="22"/>
-          <w:szCs w:val="22"/>
-        </w:rPr>
-        <w:t>The Science of Reading Short Course, 2024</w:t>
-      </w:r>
-    </w:p>
-    <w:p>
-      <w:pPr>
         <w:spacing w:after="2" w:line="255" w:lineRule="auto"/>
         <w:rPr>
           <w:rFonts w:ascii="Aptos" w:hAnsi="Aptos" w:cs="Arial"/>
@@ -1729,15 +2180,15 @@
       <w:pPr>
         <w:spacing w:after="120" w:line="254" w:lineRule="auto"/>
         <w:rPr>
-          <w:rFonts w:ascii="Book Antiqua" w:eastAsia="Arial" w:hAnsi="Book Antiqua" w:cs="Arial"/>
-          <w:color w:val="000000" w:themeColor="text1"/>
-          <w:sz w:val="22"/>
-          <w:szCs w:val="22"/>
-        </w:rPr>
-      </w:pPr>
-      <w:r>
-        <w:rPr>
-          <w:rFonts w:ascii="Book Antiqua" w:eastAsia="Arial" w:hAnsi="Book Antiqua" w:cs="Arial"/>
+          <w:rFonts w:ascii="Aptos" w:eastAsia="Arial" w:hAnsi="Aptos" w:cs="Arial"/>
+          <w:color w:val="000000" w:themeColor="text1"/>
+          <w:sz w:val="22"/>
+          <w:szCs w:val="22"/>
+        </w:rPr>
+      </w:pPr>
+      <w:r>
+        <w:rPr>
+          <w:rFonts w:ascii="Aptos" w:eastAsia="Arial" w:hAnsi="Aptos" w:cs="Arial"/>
           <w:color w:val="000000" w:themeColor="text1"/>
           <w:sz w:val="22"/>
           <w:szCs w:val="22"/>
@@ -1771,16 +2222,16 @@
     <w:p>
       <w:pPr>
         <w:rPr>
-          <w:rFonts w:ascii="Book Antiqua" w:hAnsi="Book Antiqua" w:cs="Arial"/>
-          <w:bCs/>
-          <w:color w:val="000000" w:themeColor="text1"/>
-          <w:sz w:val="22"/>
-          <w:szCs w:val="22"/>
-        </w:rPr>
-      </w:pPr>
-      <w:r>
-        <w:rPr>
-          <w:rFonts w:ascii="Book Antiqua" w:hAnsi="Book Antiqua" w:cs="Arial"/>
+          <w:rFonts w:ascii="Aptos" w:hAnsi="Aptos" w:cs="Arial"/>
+          <w:bCs/>
+          <w:color w:val="000000" w:themeColor="text1"/>
+          <w:sz w:val="22"/>
+          <w:szCs w:val="22"/>
+        </w:rPr>
+      </w:pPr>
+      <w:r>
+        <w:rPr>
+          <w:rFonts w:ascii="Aptos" w:hAnsi="Aptos" w:cs="Arial"/>
           <w:bCs/>
           <w:color w:val="000000" w:themeColor="text1"/>
           <w:sz w:val="22"/>
@@ -1790,7 +2241,7 @@
       </w:r>
       <w:r>
         <w:rPr>
-          <w:rFonts w:ascii="Book Antiqua" w:hAnsi="Book Antiqua" w:cs="Arial"/>
+          <w:rFonts w:ascii="Aptos" w:hAnsi="Aptos" w:cs="Arial"/>
           <w:bCs/>
           <w:i/>
           <w:iCs/>
@@ -1802,7 +2253,7 @@
       </w:r>
       <w:r>
         <w:rPr>
-          <w:rFonts w:ascii="Book Antiqua" w:hAnsi="Book Antiqua" w:cs="Arial"/>
+          <w:rFonts w:ascii="Aptos" w:hAnsi="Aptos" w:cs="Arial"/>
           <w:bCs/>
           <w:color w:val="000000" w:themeColor="text1"/>
           <w:sz w:val="22"/>
@@ -1814,16 +2265,16 @@
     <w:p>
       <w:pPr>
         <w:rPr>
-          <w:rFonts w:ascii="Book Antiqua" w:hAnsi="Book Antiqua" w:cs="Arial"/>
-          <w:bCs/>
-          <w:color w:val="000000" w:themeColor="text1"/>
-          <w:sz w:val="22"/>
-          <w:szCs w:val="22"/>
-        </w:rPr>
-      </w:pPr>
-      <w:r>
-        <w:rPr>
-          <w:rFonts w:ascii="Book Antiqua" w:hAnsi="Book Antiqua" w:cs="Arial"/>
+          <w:rFonts w:ascii="Aptos" w:hAnsi="Aptos" w:cs="Arial"/>
+          <w:bCs/>
+          <w:color w:val="000000" w:themeColor="text1"/>
+          <w:sz w:val="22"/>
+          <w:szCs w:val="22"/>
+        </w:rPr>
+      </w:pPr>
+      <w:r>
+        <w:rPr>
+          <w:rFonts w:ascii="Aptos" w:hAnsi="Aptos" w:cs="Arial"/>
           <w:bCs/>
           <w:color w:val="000000" w:themeColor="text1"/>
           <w:sz w:val="22"/>
@@ -1837,15 +2288,19 @@
         <w:pStyle w:val="Heading2"/>
         <w:ind w:left="0" w:firstLine="0"/>
         <w:rPr>
-          <w:rFonts w:ascii="Book Antiqua" w:hAnsi="Book Antiqua" w:cs="Arial"/>
-          <w:color w:val="000000" w:themeColor="text1"/>
-          <w:sz w:val="22"/>
-          <w:szCs w:val="22"/>
-        </w:rPr>
-      </w:pPr>
-      <w:r>
-        <w:rPr>
-          <w:rFonts w:ascii="Book Antiqua" w:hAnsi="Book Antiqua" w:cs="Arial"/>
+          <w:rFonts w:ascii="Aptos" w:hAnsi="Aptos" w:cs="Arial"/>
+          <w:b w:val="0"/>
+          <w:bCs w:val="0"/>
+          <w:color w:val="000000" w:themeColor="text1"/>
+          <w:sz w:val="22"/>
+          <w:szCs w:val="22"/>
+        </w:rPr>
+      </w:pPr>
+      <w:r>
+        <w:rPr>
+          <w:rFonts w:ascii="Aptos" w:hAnsi="Aptos" w:cs="Arial"/>
+          <w:b w:val="0"/>
+          <w:bCs w:val="0"/>
           <w:i/>
           <w:iCs/>
           <w:color w:val="000000" w:themeColor="text1"/>
@@ -1856,38 +2311,28 @@
       </w:r>
       <w:r>
         <w:rPr>
-          <w:rFonts w:ascii="Book Antiqua" w:hAnsi="Book Antiqua" w:cs="Arial"/>
-          <w:color w:val="000000" w:themeColor="text1"/>
-          <w:sz w:val="22"/>
-          <w:szCs w:val="22"/>
-        </w:rPr>
-        <w:t xml:space="preserve"> </w:t>
-      </w:r>
-      <w:r>
-        <w:rPr>
-          <w:rFonts w:ascii="Book Antiqua" w:hAnsi="Book Antiqua" w:cs="Arial"/>
+          <w:rFonts w:ascii="Aptos" w:hAnsi="Aptos" w:cs="Arial"/>
           <w:b w:val="0"/>
           <w:bCs w:val="0"/>
           <w:color w:val="000000" w:themeColor="text1"/>
           <w:sz w:val="22"/>
           <w:szCs w:val="22"/>
         </w:rPr>
-        <w:t>Spring 2002</w:t>
-      </w:r>
-    </w:p>
-    <w:p>
-      <w:pPr>
-        <w:rPr>
-          <w:rFonts w:ascii="Book Antiqua" w:eastAsia="Arial" w:hAnsi="Book Antiqua" w:cs="Arial"/>
-          <w:color w:val="000000" w:themeColor="text1"/>
-          <w:sz w:val="22"/>
-          <w:szCs w:val="22"/>
-        </w:rPr>
-      </w:pPr>
-      <w:r>
-        <w:rPr>
-          <w:rFonts w:ascii="Book Antiqua" w:eastAsia="Arial" w:hAnsi="Book Antiqua" w:cs="Arial"/>
-          <w:b/>
+        <w:t xml:space="preserve"> Spring 2002</w:t>
+      </w:r>
+    </w:p>
+    <w:p>
+      <w:pPr>
+        <w:rPr>
+          <w:rFonts w:ascii="Aptos" w:eastAsia="Arial" w:hAnsi="Aptos" w:cs="Arial"/>
+          <w:color w:val="000000" w:themeColor="text1"/>
+          <w:sz w:val="22"/>
+          <w:szCs w:val="22"/>
+        </w:rPr>
+      </w:pPr>
+      <w:r>
+        <w:rPr>
+          <w:rFonts w:ascii="Aptos" w:eastAsia="Arial" w:hAnsi="Aptos" w:cs="Arial"/>
           <w:i/>
           <w:iCs/>
           <w:color w:val="000000" w:themeColor="text1"/>
@@ -1898,7 +2343,7 @@
       </w:r>
       <w:r>
         <w:rPr>
-          <w:rFonts w:ascii="Book Antiqua" w:eastAsia="Arial" w:hAnsi="Book Antiqua" w:cs="Arial"/>
+          <w:rFonts w:ascii="Aptos" w:eastAsia="Arial" w:hAnsi="Aptos" w:cs="Arial"/>
           <w:color w:val="000000" w:themeColor="text1"/>
           <w:sz w:val="22"/>
           <w:szCs w:val="22"/>
@@ -1909,7 +2354,7 @@
     <w:p>
       <w:pPr>
         <w:rPr>
-          <w:rFonts w:ascii="Book Antiqua" w:eastAsia="Arial" w:hAnsi="Book Antiqua" w:cs="Arial"/>
+          <w:rFonts w:ascii="Aptos" w:eastAsia="Arial" w:hAnsi="Aptos" w:cs="Arial"/>
           <w:color w:val="000000" w:themeColor="text1"/>
           <w:sz w:val="22"/>
           <w:szCs w:val="22"/>
@@ -2066,51 +2511,18 @@
     <w:p>
       <w:pPr>
         <w:spacing w:after="120"/>
-      </w:pPr>
-      <w:r>
-        <w:rPr>
-          <w:rFonts w:ascii="Book Antiqua" w:hAnsi="Book Antiqua"/>
+        <w:rPr>
+          <w:rFonts w:ascii="Aptos" w:hAnsi="Aptos"/>
+        </w:rPr>
+      </w:pPr>
+      <w:r>
+        <w:rPr>
+          <w:rFonts w:ascii="Aptos" w:hAnsi="Aptos"/>
           <w:color w:val="000000"/>
           <w:sz w:val="22"/>
           <w:szCs w:val="22"/>
         </w:rPr>
-        <w:t xml:space="preserve">Supported board governance, </w:t>
-      </w:r>
-      <w:r>
-        <w:rPr>
-          <w:rFonts w:ascii="Book Antiqua" w:hAnsi="Book Antiqua"/>
-          <w:color w:val="000000"/>
-          <w:sz w:val="22"/>
-          <w:szCs w:val="22"/>
-        </w:rPr>
-        <w:t>records</w:t>
-      </w:r>
-      <w:r>
-        <w:rPr>
-          <w:rFonts w:ascii="Book Antiqua" w:hAnsi="Book Antiqua"/>
-          <w:color w:val="000000"/>
-          <w:sz w:val="22"/>
-          <w:szCs w:val="22"/>
-        </w:rPr>
-        <w:t xml:space="preserve"> and communications for </w:t>
-      </w:r>
-      <w:r>
-        <w:rPr>
-          <w:rFonts w:ascii="Book Antiqua" w:hAnsi="Book Antiqua"/>
-          <w:color w:val="000000"/>
-          <w:sz w:val="22"/>
-          <w:szCs w:val="22"/>
-        </w:rPr>
-        <w:t>an</w:t>
-      </w:r>
-      <w:r>
-        <w:rPr>
-          <w:rFonts w:ascii="Book Antiqua" w:hAnsi="Book Antiqua"/>
-          <w:color w:val="000000"/>
-          <w:sz w:val="22"/>
-          <w:szCs w:val="22"/>
-        </w:rPr>
-        <w:t xml:space="preserve"> environmental nonprofit.</w:t>
+        <w:t>Supported board governance, records and communications for an environmental nonprofit.</w:t>
       </w:r>
     </w:p>
     <w:p>
@@ -2149,7 +2561,7 @@
         <w:spacing w:after="120"/>
         <w:ind w:hanging="14"/>
         <w:rPr>
-          <w:rFonts w:ascii="Book Antiqua" w:hAnsi="Book Antiqua" w:cs="Arial"/>
+          <w:rFonts w:ascii="Aptos" w:hAnsi="Aptos" w:cs="Arial"/>
           <w:iCs/>
           <w:color w:val="000000" w:themeColor="text1"/>
           <w:sz w:val="22"/>
@@ -2158,7 +2570,7 @@
       </w:pPr>
       <w:r>
         <w:rPr>
-          <w:rFonts w:ascii="Book Antiqua" w:eastAsia="Arial" w:hAnsi="Book Antiqua" w:cs="Arial"/>
+          <w:rFonts w:ascii="Aptos" w:eastAsia="Arial" w:hAnsi="Aptos" w:cs="Arial"/>
           <w:iCs/>
           <w:color w:val="000000" w:themeColor="text1"/>
           <w:sz w:val="22"/>
@@ -2168,7 +2580,7 @@
       </w:r>
       <w:r>
         <w:rPr>
-          <w:rFonts w:ascii="Book Antiqua" w:eastAsia="Arial" w:hAnsi="Book Antiqua" w:cs="Arial"/>
+          <w:rFonts w:ascii="Aptos" w:eastAsia="Arial" w:hAnsi="Aptos" w:cs="Arial"/>
           <w:iCs/>
           <w:color w:val="000000" w:themeColor="text1"/>
           <w:sz w:val="22"/>
@@ -2207,10 +2619,13 @@
     <w:p>
       <w:pPr>
         <w:spacing w:after="120"/>
-      </w:pPr>
-      <w:r>
-        <w:rPr>
-          <w:rFonts w:ascii="Book Antiqua" w:hAnsi="Book Antiqua"/>
+        <w:rPr>
+          <w:rFonts w:ascii="Aptos" w:hAnsi="Aptos"/>
+        </w:rPr>
+      </w:pPr>
+      <w:r>
+        <w:rPr>
+          <w:rFonts w:ascii="Aptos" w:hAnsi="Aptos"/>
           <w:color w:val="000000"/>
           <w:sz w:val="22"/>
           <w:szCs w:val="22"/>
@@ -2219,7 +2634,7 @@
       </w:r>
       <w:r>
         <w:rPr>
-          <w:rFonts w:ascii="Book Antiqua" w:hAnsi="Book Antiqua"/>
+          <w:rFonts w:ascii="Aptos" w:hAnsi="Aptos"/>
           <w:color w:val="000000"/>
           <w:sz w:val="22"/>
           <w:szCs w:val="22"/>
@@ -2228,7 +2643,7 @@
       </w:r>
       <w:r>
         <w:rPr>
-          <w:rFonts w:ascii="Book Antiqua" w:hAnsi="Book Antiqua"/>
+          <w:rFonts w:ascii="Aptos" w:hAnsi="Aptos"/>
           <w:color w:val="000000"/>
           <w:sz w:val="22"/>
           <w:szCs w:val="22"/>
@@ -2270,164 +2685,140 @@
     <w:p>
       <w:pPr>
         <w:spacing w:after="120"/>
-      </w:pPr>
-      <w:r>
-        <w:rPr>
-          <w:rFonts w:ascii="Book Antiqua" w:hAnsi="Book Antiqua"/>
+        <w:rPr>
+          <w:rFonts w:ascii="Aptos" w:hAnsi="Aptos"/>
+        </w:rPr>
+      </w:pPr>
+      <w:r>
+        <w:rPr>
+          <w:rFonts w:ascii="Aptos" w:hAnsi="Aptos"/>
           <w:color w:val="000000"/>
           <w:sz w:val="22"/>
           <w:szCs w:val="22"/>
         </w:rPr>
-        <w:t xml:space="preserve">Contributed to </w:t>
-      </w:r>
-      <w:r>
-        <w:rPr>
-          <w:rFonts w:ascii="Book Antiqua" w:hAnsi="Book Antiqua"/>
+        <w:t>Contributed to cooperative housing governance, communication and community coordination.</w:t>
+      </w:r>
+    </w:p>
+    <w:p>
+      <w:pPr>
+        <w:rPr>
+          <w:rFonts w:ascii="Aptos" w:hAnsi="Aptos" w:cs="Arial"/>
+          <w:bCs/>
+          <w:color w:val="000000" w:themeColor="text1"/>
+          <w:sz w:val="22"/>
+          <w:szCs w:val="22"/>
+        </w:rPr>
+      </w:pPr>
+      <w:r>
+        <w:rPr>
+          <w:rFonts w:ascii="Aptos" w:hAnsi="Aptos" w:cs="Arial"/>
+          <w:b/>
+          <w:color w:val="000000" w:themeColor="text1"/>
+          <w:sz w:val="22"/>
+          <w:szCs w:val="22"/>
+        </w:rPr>
+        <w:t xml:space="preserve">Carrboro Greenspace Collective, </w:t>
+      </w:r>
+      <w:r>
+        <w:rPr>
+          <w:rFonts w:ascii="Aptos" w:hAnsi="Aptos" w:cs="Arial"/>
+          <w:bCs/>
+          <w:color w:val="000000" w:themeColor="text1"/>
+          <w:sz w:val="22"/>
+          <w:szCs w:val="22"/>
+        </w:rPr>
+        <w:t>organizer,</w:t>
+      </w:r>
+      <w:r>
+        <w:rPr>
+          <w:rFonts w:ascii="Aptos" w:hAnsi="Aptos" w:cs="Arial"/>
+          <w:b/>
+          <w:color w:val="000000" w:themeColor="text1"/>
+          <w:sz w:val="22"/>
+          <w:szCs w:val="22"/>
+        </w:rPr>
+        <w:t xml:space="preserve"> </w:t>
+      </w:r>
+      <w:r>
+        <w:rPr>
+          <w:rFonts w:ascii="Aptos" w:hAnsi="Aptos" w:cs="Arial"/>
+          <w:bCs/>
+          <w:color w:val="000000" w:themeColor="text1"/>
+          <w:sz w:val="22"/>
+          <w:szCs w:val="22"/>
+        </w:rPr>
+        <w:t>2006-2012</w:t>
+      </w:r>
+    </w:p>
+    <w:p>
+      <w:pPr>
+        <w:spacing w:after="120"/>
+        <w:rPr>
+          <w:rFonts w:ascii="Aptos" w:hAnsi="Aptos" w:cs="Arial"/>
+          <w:bCs/>
+          <w:color w:val="000000" w:themeColor="text1"/>
+          <w:sz w:val="22"/>
+          <w:szCs w:val="22"/>
+        </w:rPr>
+      </w:pPr>
+      <w:r>
+        <w:rPr>
+          <w:rFonts w:ascii="Aptos" w:hAnsi="Aptos"/>
           <w:color w:val="000000"/>
           <w:sz w:val="22"/>
           <w:szCs w:val="22"/>
         </w:rPr>
-        <w:t>cooperative housing governance, communication and community coordination.</w:t>
-      </w:r>
-    </w:p>
-    <w:p>
-      <w:pPr>
-        <w:rPr>
-          <w:rFonts w:ascii="Aptos" w:hAnsi="Aptos" w:cs="Arial"/>
-          <w:bCs/>
-          <w:color w:val="000000" w:themeColor="text1"/>
-          <w:sz w:val="22"/>
-          <w:szCs w:val="22"/>
-        </w:rPr>
-      </w:pPr>
-      <w:r>
-        <w:rPr>
-          <w:rFonts w:ascii="Aptos" w:hAnsi="Aptos" w:cs="Arial"/>
-          <w:b/>
-          <w:color w:val="000000" w:themeColor="text1"/>
-          <w:sz w:val="22"/>
-          <w:szCs w:val="22"/>
-        </w:rPr>
-        <w:t xml:space="preserve">Carrboro Greenspace Collective, </w:t>
-      </w:r>
-      <w:r>
-        <w:rPr>
-          <w:rFonts w:ascii="Aptos" w:hAnsi="Aptos" w:cs="Arial"/>
-          <w:bCs/>
-          <w:color w:val="000000" w:themeColor="text1"/>
-          <w:sz w:val="22"/>
-          <w:szCs w:val="22"/>
-        </w:rPr>
-        <w:t>organizer,</w:t>
-      </w:r>
-      <w:r>
-        <w:rPr>
-          <w:rFonts w:ascii="Aptos" w:hAnsi="Aptos" w:cs="Arial"/>
-          <w:b/>
-          <w:color w:val="000000" w:themeColor="text1"/>
-          <w:sz w:val="22"/>
-          <w:szCs w:val="22"/>
-        </w:rPr>
-        <w:t xml:space="preserve"> </w:t>
-      </w:r>
-      <w:r>
-        <w:rPr>
-          <w:rFonts w:ascii="Aptos" w:hAnsi="Aptos" w:cs="Arial"/>
-          <w:bCs/>
-          <w:color w:val="000000" w:themeColor="text1"/>
-          <w:sz w:val="22"/>
-          <w:szCs w:val="22"/>
-        </w:rPr>
-        <w:t>2006-2012</w:t>
-      </w:r>
-    </w:p>
-    <w:p>
-      <w:pPr>
-        <w:spacing w:after="120"/>
-        <w:rPr>
-          <w:rFonts w:ascii="Book Antiqua" w:hAnsi="Book Antiqua" w:cs="Arial"/>
-          <w:bCs/>
-          <w:color w:val="000000" w:themeColor="text1"/>
-          <w:sz w:val="22"/>
-          <w:szCs w:val="22"/>
-        </w:rPr>
-      </w:pPr>
-      <w:r>
-        <w:rPr>
-          <w:rFonts w:ascii="Book Antiqua" w:hAnsi="Book Antiqua"/>
+        <w:t>Organized, publicized and taught sustainability workshops. Worked with a team on events.</w:t>
+      </w:r>
+    </w:p>
+    <w:p>
+      <w:pPr>
+        <w:rPr>
+          <w:rFonts w:ascii="Aptos" w:hAnsi="Aptos" w:cs="Arial"/>
+          <w:bCs/>
+          <w:color w:val="000000" w:themeColor="text1"/>
+          <w:sz w:val="22"/>
+          <w:szCs w:val="22"/>
+        </w:rPr>
+      </w:pPr>
+      <w:r>
+        <w:rPr>
+          <w:rFonts w:ascii="Aptos" w:hAnsi="Aptos" w:cs="Arial"/>
+          <w:b/>
+          <w:color w:val="000000" w:themeColor="text1"/>
+          <w:sz w:val="22"/>
+          <w:szCs w:val="22"/>
+        </w:rPr>
+        <w:t xml:space="preserve">Crop Mob, </w:t>
+      </w:r>
+      <w:r>
+        <w:rPr>
+          <w:rFonts w:ascii="Aptos" w:hAnsi="Aptos" w:cs="Arial"/>
+          <w:bCs/>
+          <w:color w:val="000000" w:themeColor="text1"/>
+          <w:sz w:val="22"/>
+          <w:szCs w:val="22"/>
+        </w:rPr>
+        <w:t>organizer, 2008-2014</w:t>
+      </w:r>
+    </w:p>
+    <w:p>
+      <w:pPr>
+        <w:rPr>
+          <w:rFonts w:ascii="Aptos" w:hAnsi="Aptos"/>
           <w:color w:val="000000"/>
           <w:sz w:val="22"/>
           <w:szCs w:val="22"/>
         </w:rPr>
-        <w:t>Organized</w:t>
-      </w:r>
-      <w:r>
-        <w:rPr>
-          <w:rFonts w:ascii="Book Antiqua" w:hAnsi="Book Antiqua"/>
+      </w:pPr>
+      <w:r>
+        <w:rPr>
+          <w:rFonts w:ascii="Aptos" w:hAnsi="Aptos"/>
           <w:color w:val="000000"/>
           <w:sz w:val="22"/>
           <w:szCs w:val="22"/>
         </w:rPr>
-        <w:t>, publicized and taught sustainability workshops. Worked with a team on events.</w:t>
-      </w:r>
-    </w:p>
-    <w:p>
-      <w:pPr>
-        <w:rPr>
-          <w:rFonts w:ascii="Aptos" w:hAnsi="Aptos" w:cs="Arial"/>
-          <w:bCs/>
-          <w:color w:val="000000" w:themeColor="text1"/>
-          <w:sz w:val="22"/>
-          <w:szCs w:val="22"/>
-        </w:rPr>
-      </w:pPr>
-      <w:r>
-        <w:rPr>
-          <w:rFonts w:ascii="Aptos" w:hAnsi="Aptos" w:cs="Arial"/>
-          <w:b/>
-          <w:color w:val="000000" w:themeColor="text1"/>
-          <w:sz w:val="22"/>
-          <w:szCs w:val="22"/>
-        </w:rPr>
-        <w:t xml:space="preserve">Crop Mob, </w:t>
-      </w:r>
-      <w:r>
-        <w:rPr>
-          <w:rFonts w:ascii="Aptos" w:hAnsi="Aptos" w:cs="Arial"/>
-          <w:bCs/>
-          <w:color w:val="000000" w:themeColor="text1"/>
-          <w:sz w:val="22"/>
-          <w:szCs w:val="22"/>
-        </w:rPr>
-        <w:t>organizer, 2008-2014</w:t>
-      </w:r>
-    </w:p>
-    <w:p>
-      <w:pPr>
-        <w:rPr>
-          <w:rFonts w:ascii="Book Antiqua" w:hAnsi="Book Antiqua"/>
-          <w:color w:val="000000"/>
-          <w:sz w:val="22"/>
-          <w:szCs w:val="22"/>
-        </w:rPr>
-      </w:pPr>
-      <w:r>
-        <w:rPr>
-          <w:rFonts w:ascii="Book Antiqua" w:hAnsi="Book Antiqua"/>
-          <w:color w:val="000000"/>
-          <w:sz w:val="22"/>
-          <w:szCs w:val="22"/>
-        </w:rPr>
-        <w:t>Organized</w:t>
-      </w:r>
-      <w:r>
-        <w:rPr>
-          <w:rFonts w:ascii="Book Antiqua" w:hAnsi="Book Antiqua"/>
-          <w:color w:val="000000"/>
-          <w:sz w:val="22"/>
-          <w:szCs w:val="22"/>
-        </w:rPr>
-        <w:t xml:space="preserve"> volunteer workdays connecting community members with local farms.</w:t>
+        <w:t>Organized volunteer workdays connecting community members with local farms.</w:t>
       </w:r>
     </w:p>
     <w:p>
@@ -4367,7 +4758,6 @@
     <w:rsid w:val="0009301E"/>
     <w:rsid w:val="00174E45"/>
     <w:rsid w:val="001762E7"/>
-    <w:rsid w:val="001C703E"/>
     <w:rsid w:val="00261328"/>
     <w:rsid w:val="002E7610"/>
     <w:rsid w:val="00355B88"/>
@@ -4375,18 +4765,19 @@
     <w:rsid w:val="00471D1F"/>
     <w:rsid w:val="004D7662"/>
     <w:rsid w:val="00642E97"/>
+    <w:rsid w:val="00676120"/>
     <w:rsid w:val="007B0D2D"/>
     <w:rsid w:val="007E0397"/>
     <w:rsid w:val="00800849"/>
     <w:rsid w:val="0082008F"/>
     <w:rsid w:val="008D5BC9"/>
+    <w:rsid w:val="008E37EB"/>
     <w:rsid w:val="00920322"/>
     <w:rsid w:val="009A411E"/>
+    <w:rsid w:val="009D6E4E"/>
     <w:rsid w:val="00A50D8C"/>
     <w:rsid w:val="00A617A5"/>
     <w:rsid w:val="00A71BBC"/>
-    <w:rsid w:val="00AB06F9"/>
-    <w:rsid w:val="00B31906"/>
     <w:rsid w:val="00B4224D"/>
     <w:rsid w:val="00BA7093"/>
     <w:rsid w:val="00C555EC"/>
@@ -4394,7 +4785,7 @@
     <w:rsid w:val="00DB7717"/>
     <w:rsid w:val="00DC3BA7"/>
     <w:rsid w:val="00EC6213"/>
-    <w:rsid w:val="00F23C64"/>
+    <w:rsid w:val="00F02BB1"/>
   </w:rsids>
   <m:mathPr>
     <m:mathFont m:val="Cambria Math"/>
